--- a/Расчет сети и маски.docx
+++ b/Расчет сети и маски.docx
@@ -1,115 +1,84 @@
 
 <file path=word/document.xml><?xml version="1.0" encoding="utf-8"?>
-<w:document xmlns:o="urn:schemas-microsoft-com:office:office" xmlns:r="http://schemas.openxmlformats.org/officeDocument/2006/relationships" xmlns:v="urn:schemas-microsoft-com:vml" xmlns:w="http://schemas.openxmlformats.org/wordprocessingml/2006/main" xmlns:w10="urn:schemas-microsoft-com:office:word" xmlns:wp="http://schemas.openxmlformats.org/drawingml/2006/wordprocessingDrawing" xmlns:wps="http://schemas.microsoft.com/office/word/2010/wordprocessingShape" xmlns:wpg="http://schemas.microsoft.com/office/word/2010/wordprocessingGroup" xmlns:mc="http://schemas.openxmlformats.org/markup-compatibility/2006" xmlns:wp14="http://schemas.microsoft.com/office/word/2010/wordprocessingDrawing" xmlns:w14="http://schemas.microsoft.com/office/word/2010/wordml" xmlns:w15="http://schemas.microsoft.com/office/word/2012/wordml" mc:Ignorable="w14 wp14 w15">
+<w:document xmlns:wpc="http://schemas.microsoft.com/office/word/2010/wordprocessingCanvas" xmlns:cx="http://schemas.microsoft.com/office/drawing/2014/chartex" xmlns:cx1="http://schemas.microsoft.com/office/drawing/2015/9/8/chartex" xmlns:cx2="http://schemas.microsoft.com/office/drawing/2015/10/21/chartex" xmlns:cx3="http://schemas.microsoft.com/office/drawing/2016/5/9/chartex" xmlns:cx4="http://schemas.microsoft.com/office/drawing/2016/5/10/chartex" xmlns:cx5="http://schemas.microsoft.com/office/drawing/2016/5/11/chartex" xmlns:cx6="http://schemas.microsoft.com/office/drawing/2016/5/12/chartex" xmlns:cx7="http://schemas.microsoft.com/office/drawing/2016/5/13/chartex" xmlns:cx8="http://schemas.microsoft.com/office/drawing/2016/5/14/chartex" xmlns:mc="http://schemas.openxmlformats.org/markup-compatibility/2006" xmlns:aink="http://schemas.microsoft.com/office/drawing/2016/ink" xmlns:am3d="http://schemas.microsoft.com/office/drawing/2017/model3d" xmlns:o="urn:schemas-microsoft-com:office:office" xmlns:oel="http://schemas.microsoft.com/office/2019/extlst" xmlns:r="http://schemas.openxmlformats.org/officeDocument/2006/relationships" xmlns:m="http://schemas.openxmlformats.org/officeDocument/2006/math" xmlns:v="urn:schemas-microsoft-com:vml" xmlns:wp14="http://schemas.microsoft.com/office/word/2010/wordprocessingDrawing" xmlns:wp="http://schemas.openxmlformats.org/drawingml/2006/wordprocessingDrawing" xmlns:w10="urn:schemas-microsoft-com:office:word" xmlns:w="http://schemas.openxmlformats.org/wordprocessingml/2006/main" xmlns:w14="http://schemas.microsoft.com/office/word/2010/wordml" xmlns:w15="http://schemas.microsoft.com/office/word/2012/wordml" xmlns:w16cex="http://schemas.microsoft.com/office/word/2018/wordml/cex" xmlns:w16cid="http://schemas.microsoft.com/office/word/2016/wordml/cid" xmlns:w16="http://schemas.microsoft.com/office/word/2018/wordml" xmlns:w16du="http://schemas.microsoft.com/office/word/2023/wordml/word16du" xmlns:w16sdtdh="http://schemas.microsoft.com/office/word/2020/wordml/sdtdatahash" xmlns:w16sdtfl="http://schemas.microsoft.com/office/word/2024/wordml/sdtformatlock" xmlns:w16se="http://schemas.microsoft.com/office/word/2015/wordml/symex" xmlns:wpg="http://schemas.microsoft.com/office/word/2010/wordprocessingGroup" xmlns:wpi="http://schemas.microsoft.com/office/word/2010/wordprocessingInk" xmlns:wne="http://schemas.microsoft.com/office/word/2006/wordml" xmlns:wps="http://schemas.microsoft.com/office/word/2010/wordprocessingShape" mc:Ignorable="w14 w15 w16se w16cid w16 w16cex w16sdtdh w16sdtfl w16du wp14">
   <w:body>
     <w:p>
       <w:pPr>
-        <w:pStyle w:val="Normal"/>
-        <w:spacing w:before="0" w:after="0"/>
-        <w:rPr/>
-      </w:pPr>
-      <w:r>
-        <w:rPr/>
+        <w:spacing w:after="0"/>
+      </w:pPr>
+      <w:r>
         <w:t xml:space="preserve">Когда есть сложная распределённая сеть, там зачастую много подсетей, и частой задачей является определение по </w:t>
       </w:r>
+      <w:proofErr w:type="spellStart"/>
       <w:r>
         <w:rPr>
           <w:lang w:val="en-US"/>
         </w:rPr>
         <w:t>ip</w:t>
       </w:r>
-      <w:r>
-        <w:rPr/>
+      <w:proofErr w:type="spellEnd"/>
+      <w:r>
         <w:t>-адресу и маски подсети диапазона, к которому принадлежит сетевое устройство.</w:t>
       </w:r>
     </w:p>
     <w:p>
       <w:pPr>
-        <w:pStyle w:val="Normal"/>
-        <w:spacing w:before="0" w:after="0"/>
-        <w:rPr/>
-      </w:pPr>
-      <w:r>
-        <w:rPr/>
-      </w:r>
-    </w:p>
-    <w:p>
-      <w:pPr>
-        <w:pStyle w:val="Normal"/>
-        <w:spacing w:before="0" w:after="0"/>
-        <w:rPr/>
-      </w:pPr>
-      <w:r>
-        <w:rPr/>
+        <w:spacing w:after="0"/>
+      </w:pPr>
+    </w:p>
+    <w:p>
+      <w:pPr>
+        <w:spacing w:after="0"/>
+      </w:pPr>
+      <w:r>
         <w:t xml:space="preserve">Логика </w:t>
       </w:r>
+      <w:proofErr w:type="spellStart"/>
       <w:r>
         <w:rPr>
           <w:lang w:val="en-US"/>
         </w:rPr>
         <w:t>ipV</w:t>
       </w:r>
-      <w:r>
-        <w:rPr/>
+      <w:proofErr w:type="spellEnd"/>
+      <w:r>
         <w:t>4 работает таким образом, что если в один коммутатор подключаем несколько устройств, и они находятся в одной подсети, то они видят друг друга. Но если они настроены так, что находятся в разных подсетях, то для того, чтобы они увидели друг друга нужен маршрутизатор.</w:t>
       </w:r>
     </w:p>
     <w:p>
       <w:pPr>
-        <w:pStyle w:val="Normal"/>
-        <w:spacing w:before="0" w:after="0"/>
-        <w:rPr/>
-      </w:pPr>
-      <w:r>
-        <w:rPr/>
-      </w:r>
-    </w:p>
-    <w:p>
-      <w:pPr>
-        <w:pStyle w:val="Normal"/>
-        <w:spacing w:before="0" w:after="0"/>
-        <w:rPr/>
-      </w:pPr>
-      <w:r>
-        <w:rPr/>
+        <w:spacing w:after="0"/>
+      </w:pPr>
+    </w:p>
+    <w:p>
+      <w:pPr>
+        <w:spacing w:after="0"/>
+      </w:pPr>
+      <w:r>
         <w:t xml:space="preserve">В крупных сетях бывают ошибки, по типу мы думаем, что устройства в одной подсети, а они на самом деле в разных, и чтобы это быстро понять, надо уметь быстро рассчитывать данную принадлежность. </w:t>
       </w:r>
     </w:p>
     <w:p>
       <w:pPr>
-        <w:pStyle w:val="Normal"/>
-        <w:spacing w:before="0" w:after="0"/>
-        <w:rPr/>
-      </w:pPr>
-      <w:r>
-        <w:rPr/>
-      </w:r>
-    </w:p>
-    <w:p>
-      <w:pPr>
-        <w:pStyle w:val="Normal"/>
-        <w:spacing w:before="0" w:after="0"/>
-        <w:rPr/>
-      </w:pPr>
-      <w:r>
-        <w:rPr/>
+        <w:spacing w:after="0"/>
+      </w:pPr>
+    </w:p>
+    <w:p>
+      <w:pPr>
+        <w:spacing w:after="0"/>
+      </w:pPr>
+      <w:r>
         <w:t>Обычный способ заключается в преобразовании сначала в двоичный вид, а потом обратно, и для этого нужна бумага и ручка, т.к. в уме такое не вычислить.</w:t>
       </w:r>
     </w:p>
     <w:p>
       <w:pPr>
-        <w:pStyle w:val="Normal"/>
-        <w:spacing w:before="0" w:after="0"/>
-        <w:rPr/>
-      </w:pPr>
-      <w:r>
-        <w:rPr/>
-      </w:r>
-    </w:p>
-    <w:p>
-      <w:pPr>
-        <w:pStyle w:val="Normal"/>
-        <w:spacing w:before="0" w:after="0"/>
+        <w:spacing w:after="0"/>
+      </w:pPr>
+    </w:p>
+    <w:p>
+      <w:pPr>
+        <w:spacing w:after="0"/>
         <w:rPr>
           <w:b/>
           <w:bCs/>
@@ -140,96 +109,61 @@
     </w:p>
     <w:p>
       <w:pPr>
-        <w:pStyle w:val="Normal"/>
-        <w:spacing w:before="0" w:after="0"/>
-        <w:rPr/>
-      </w:pPr>
-      <w:r>
-        <w:rPr/>
+        <w:spacing w:after="0"/>
+      </w:pPr>
+      <w:r>
         <w:t>Internet Protocol — уникальный числовой идентификатор устройства в компьютерной сети, работающей по протоколу IP.</w:t>
       </w:r>
     </w:p>
     <w:p>
       <w:pPr>
-        <w:pStyle w:val="Normal"/>
-        <w:spacing w:before="0" w:after="0"/>
-        <w:rPr/>
-      </w:pPr>
-      <w:r>
-        <w:rPr/>
-      </w:r>
-    </w:p>
-    <w:p>
-      <w:pPr>
-        <w:pStyle w:val="Normal"/>
-        <w:spacing w:before="0" w:after="0"/>
-        <w:rPr/>
-      </w:pPr>
-      <w:r>
-        <w:rPr/>
+        <w:spacing w:after="0"/>
+      </w:pPr>
+    </w:p>
+    <w:p>
+      <w:pPr>
+        <w:spacing w:after="0"/>
+      </w:pPr>
+      <w:r>
         <w:t xml:space="preserve">В сети Интернет требуется глобальная уникальность адреса, в локальной сети требуется уникальность адреса в пределах сети. </w:t>
       </w:r>
     </w:p>
     <w:p>
       <w:pPr>
-        <w:pStyle w:val="Normal"/>
-        <w:spacing w:before="0" w:after="0"/>
-        <w:rPr/>
-      </w:pPr>
-      <w:r>
-        <w:rPr/>
-      </w:r>
-    </w:p>
-    <w:p>
-      <w:pPr>
-        <w:pStyle w:val="Normal"/>
-        <w:spacing w:before="0" w:after="0"/>
-        <w:rPr/>
-      </w:pPr>
-      <w:r>
-        <w:rPr/>
+        <w:spacing w:after="0"/>
+      </w:pPr>
+    </w:p>
+    <w:p>
+      <w:pPr>
+        <w:spacing w:after="0"/>
+      </w:pPr>
+      <w:r>
         <w:t>В версии протокола IPv4 IP-адрес имеет длину 4 байта (32 бита), а в версии протокола IPv6 — 16 байт.</w:t>
       </w:r>
     </w:p>
     <w:p>
       <w:pPr>
-        <w:pStyle w:val="Normal"/>
-        <w:spacing w:before="0" w:after="0"/>
-        <w:rPr/>
-      </w:pPr>
-      <w:r>
-        <w:rPr/>
-      </w:r>
-    </w:p>
-    <w:p>
-      <w:pPr>
-        <w:pStyle w:val="Normal"/>
-        <w:spacing w:before="0" w:after="0"/>
-        <w:rPr/>
-      </w:pPr>
-      <w:r>
-        <w:rPr/>
+        <w:spacing w:after="0"/>
+      </w:pPr>
+    </w:p>
+    <w:p>
+      <w:pPr>
+        <w:spacing w:after="0"/>
+      </w:pPr>
+      <w:r>
         <w:t>IPv4 адрес состоит из 4х октетов по 8 бит.</w:t>
       </w:r>
     </w:p>
     <w:p>
       <w:pPr>
-        <w:pStyle w:val="Normal"/>
-        <w:spacing w:before="0" w:after="0"/>
-        <w:rPr/>
-      </w:pPr>
-      <w:r>
-        <w:rPr/>
-      </w:r>
-    </w:p>
-    <w:p>
-      <w:pPr>
-        <w:pStyle w:val="Normal"/>
-        <w:spacing w:before="0" w:after="0"/>
-        <w:rPr/>
-      </w:pPr>
-      <w:r>
-        <w:rPr/>
+        <w:spacing w:after="0"/>
+      </w:pPr>
+    </w:p>
+    <w:p>
+      <w:pPr>
+        <w:spacing w:after="0"/>
+      </w:pPr>
+      <w:r>
         <w:t xml:space="preserve">На сетевых устройствах все операции с </w:t>
       </w:r>
       <w:r>
@@ -239,24 +173,17 @@
         <w:t>IP</w:t>
       </w:r>
       <w:r>
-        <w:rPr/>
         <w:t>-адресами выполняются в двоичном виде.</w:t>
       </w:r>
     </w:p>
     <w:p>
       <w:pPr>
-        <w:pStyle w:val="Normal"/>
-        <w:spacing w:before="0" w:after="0"/>
-        <w:rPr/>
-      </w:pPr>
-      <w:r>
-        <w:rPr/>
-      </w:r>
-    </w:p>
-    <w:p>
-      <w:pPr>
-        <w:pStyle w:val="Normal"/>
-        <w:spacing w:before="0" w:after="0"/>
+        <w:spacing w:after="0"/>
+      </w:pPr>
+    </w:p>
+    <w:p>
+      <w:pPr>
+        <w:spacing w:after="0"/>
         <w:rPr>
           <w:b/>
           <w:bCs/>
@@ -272,29 +199,26 @@
     </w:p>
     <w:p>
       <w:pPr>
-        <w:pStyle w:val="Normal"/>
-        <w:spacing w:before="0" w:after="0"/>
-        <w:rPr/>
-      </w:pPr>
-      <w:r>
-        <w:rPr/>
+        <w:spacing w:after="0"/>
+      </w:pPr>
+      <w:r>
         <w:t xml:space="preserve">Маска определяет диапазон </w:t>
       </w:r>
+      <w:proofErr w:type="spellStart"/>
       <w:r>
         <w:rPr>
           <w:lang w:val="en-US"/>
         </w:rPr>
         <w:t>ip</w:t>
       </w:r>
-      <w:r>
-        <w:rPr/>
+      <w:proofErr w:type="spellEnd"/>
+      <w:r>
         <w:t>-адресов подсети – сколько адресов будет содержаться в подсети.</w:t>
       </w:r>
     </w:p>
     <w:p>
       <w:pPr>
-        <w:pStyle w:val="Normal"/>
-        <w:spacing w:before="0" w:after="0"/>
+        <w:spacing w:after="0"/>
         <w:rPr>
           <w:b/>
           <w:bCs/>
@@ -310,12 +234,9 @@
     </w:p>
     <w:p>
       <w:pPr>
-        <w:pStyle w:val="Normal"/>
-        <w:spacing w:before="0" w:after="0"/>
-        <w:rPr/>
-      </w:pPr>
-      <w:r>
-        <w:rPr/>
+        <w:spacing w:after="0"/>
+      </w:pPr>
+      <w:r>
         <w:t>255.255.255.</w:t>
       </w:r>
       <w:r>
@@ -325,9 +246,12 @@
         <w:t>248</w:t>
       </w:r>
       <w:r>
-        <w:rPr/>
         <w:tab/>
+      </w:r>
+      <w:r>
         <w:tab/>
+      </w:r>
+      <w:r>
         <w:tab/>
         <w:t xml:space="preserve">192.168.2.143 </w:t>
       </w:r>
@@ -340,38 +264,22 @@
     </w:p>
     <w:p>
       <w:pPr>
-        <w:pStyle w:val="Normal"/>
-        <w:spacing w:before="0" w:after="0"/>
-        <w:rPr/>
-      </w:pPr>
-      <w:r>
-        <w:rPr/>
-      </w:r>
-    </w:p>
-    <w:p>
-      <w:pPr>
-        <w:pStyle w:val="Normal"/>
-        <w:spacing w:before="0" w:after="0"/>
-        <w:rPr/>
-      </w:pPr>
-      <w:r>
-        <w:rPr/>
-      </w:r>
-    </w:p>
-    <w:p>
-      <w:pPr>
-        <w:pStyle w:val="Normal"/>
-        <w:spacing w:before="0" w:after="0"/>
-        <w:rPr/>
-      </w:pPr>
-      <w:r>
-        <w:rPr/>
-      </w:r>
-    </w:p>
-    <w:p>
-      <w:pPr>
-        <w:pStyle w:val="Normal"/>
-        <w:spacing w:before="0" w:after="0"/>
+        <w:spacing w:after="0"/>
+      </w:pPr>
+    </w:p>
+    <w:p>
+      <w:pPr>
+        <w:spacing w:after="0"/>
+      </w:pPr>
+    </w:p>
+    <w:p>
+      <w:pPr>
+        <w:spacing w:after="0"/>
+      </w:pPr>
+    </w:p>
+    <w:p>
+      <w:pPr>
+        <w:spacing w:after="0"/>
         <w:rPr>
           <w:b/>
           <w:bCs/>
@@ -402,17 +310,17 @@
     </w:p>
     <w:p>
       <w:pPr>
-        <w:pStyle w:val="Normal"/>
-        <w:spacing w:before="0" w:after="0"/>
-        <w:rPr/>
-      </w:pPr>
-      <w:r>
-        <w:rPr/>
+        <w:spacing w:after="0"/>
+      </w:pPr>
+      <w:r>
+        <w:rPr>
+          <w:noProof/>
+        </w:rPr>
         <w:drawing>
-          <wp:inline distT="0" distB="0" distL="0" distR="0">
+          <wp:inline distT="0" distB="0" distL="0" distR="0" wp14:anchorId="3B353FF9" wp14:editId="04E410BF">
             <wp:extent cx="3028950" cy="971550"/>
             <wp:effectExtent l="0" t="0" r="0" b="0"/>
-            <wp:docPr id="1" name="Рисунок 1" descr=""/>
+            <wp:docPr id="1" name="Рисунок 1"/>
             <wp:cNvGraphicFramePr>
               <a:graphicFrameLocks xmlns:a="http://schemas.openxmlformats.org/drawingml/2006/main" noChangeAspect="1"/>
             </wp:cNvGraphicFramePr>
@@ -420,13 +328,13 @@
               <a:graphicData uri="http://schemas.openxmlformats.org/drawingml/2006/picture">
                 <pic:pic xmlns:pic="http://schemas.openxmlformats.org/drawingml/2006/picture">
                   <pic:nvPicPr>
-                    <pic:cNvPr id="1" name="Рисунок 1" descr=""/>
+                    <pic:cNvPr id="1" name="Рисунок 1"/>
                     <pic:cNvPicPr>
                       <a:picLocks noChangeAspect="1" noChangeArrowheads="1"/>
                     </pic:cNvPicPr>
                   </pic:nvPicPr>
                   <pic:blipFill>
-                    <a:blip r:embed="rId2"/>
+                    <a:blip r:embed="rId4"/>
                     <a:stretch>
                       <a:fillRect/>
                     </a:stretch>
@@ -449,12 +357,9 @@
     </w:p>
     <w:p>
       <w:pPr>
-        <w:pStyle w:val="Normal"/>
-        <w:spacing w:before="0" w:after="0"/>
-        <w:rPr/>
-      </w:pPr>
-      <w:r>
-        <w:rPr/>
+        <w:spacing w:after="0"/>
+      </w:pPr>
+      <w:r>
         <w:t xml:space="preserve">Каждое число </w:t>
       </w:r>
       <w:r>
@@ -464,18 +369,14 @@
         <w:t>IP</w:t>
       </w:r>
       <w:r>
-        <w:rPr/>
         <w:t>-адреса записывается в виде октета, и каждая позиция октета отвечает за своё значение:</w:t>
       </w:r>
     </w:p>
     <w:p>
       <w:pPr>
-        <w:pStyle w:val="Normal"/>
-        <w:spacing w:before="0" w:after="0"/>
-        <w:rPr/>
-      </w:pPr>
-      <w:r>
-        <w:rPr/>
+        <w:spacing w:after="0"/>
+      </w:pPr>
+      <w:r>
         <w:t>2</w:t>
       </w:r>
       <w:r>
@@ -485,18 +386,15 @@
         <w:t>0</w:t>
       </w:r>
       <w:r>
-        <w:rPr/>
         <w:t>=1</w:t>
       </w:r>
     </w:p>
     <w:p>
       <w:pPr>
-        <w:pStyle w:val="Normal"/>
-        <w:spacing w:before="0" w:after="0"/>
-        <w:rPr/>
-      </w:pPr>
-      <w:r>
-        <w:rPr/>
+        <w:spacing w:after="0"/>
+      </w:pPr>
+      <w:r>
+        <w:lastRenderedPageBreak/>
         <w:t>2</w:t>
       </w:r>
       <w:r>
@@ -506,18 +404,14 @@
         <w:t>1</w:t>
       </w:r>
       <w:r>
-        <w:rPr/>
         <w:t>=2</w:t>
       </w:r>
     </w:p>
     <w:p>
       <w:pPr>
-        <w:pStyle w:val="Normal"/>
-        <w:spacing w:before="0" w:after="0"/>
-        <w:rPr/>
-      </w:pPr>
-      <w:r>
-        <w:rPr/>
+        <w:spacing w:after="0"/>
+      </w:pPr>
+      <w:r>
         <w:t>2</w:t>
       </w:r>
       <w:r>
@@ -527,18 +421,14 @@
         <w:t>2</w:t>
       </w:r>
       <w:r>
-        <w:rPr/>
         <w:t>=4</w:t>
       </w:r>
     </w:p>
     <w:p>
       <w:pPr>
-        <w:pStyle w:val="Normal"/>
-        <w:spacing w:before="0" w:after="0"/>
-        <w:rPr/>
-      </w:pPr>
-      <w:r>
-        <w:rPr/>
+        <w:spacing w:after="0"/>
+      </w:pPr>
+      <w:r>
         <w:t>2</w:t>
       </w:r>
       <w:r>
@@ -548,18 +438,14 @@
         <w:t>3</w:t>
       </w:r>
       <w:r>
-        <w:rPr/>
         <w:t>=8</w:t>
       </w:r>
     </w:p>
     <w:p>
       <w:pPr>
-        <w:pStyle w:val="Normal"/>
-        <w:spacing w:before="0" w:after="0"/>
-        <w:rPr/>
-      </w:pPr>
-      <w:r>
-        <w:rPr/>
+        <w:spacing w:after="0"/>
+      </w:pPr>
+      <w:r>
         <w:t>2</w:t>
       </w:r>
       <w:r>
@@ -569,18 +455,14 @@
         <w:t>4</w:t>
       </w:r>
       <w:r>
-        <w:rPr/>
         <w:t>=16</w:t>
       </w:r>
     </w:p>
     <w:p>
       <w:pPr>
-        <w:pStyle w:val="Normal"/>
-        <w:spacing w:before="0" w:after="0"/>
-        <w:rPr/>
-      </w:pPr>
-      <w:r>
-        <w:rPr/>
+        <w:spacing w:after="0"/>
+      </w:pPr>
+      <w:r>
         <w:t>2</w:t>
       </w:r>
       <w:r>
@@ -590,18 +472,14 @@
         <w:t>5</w:t>
       </w:r>
       <w:r>
-        <w:rPr/>
         <w:t>=32</w:t>
       </w:r>
     </w:p>
     <w:p>
       <w:pPr>
-        <w:pStyle w:val="Normal"/>
-        <w:spacing w:before="0" w:after="0"/>
-        <w:rPr/>
-      </w:pPr>
-      <w:r>
-        <w:rPr/>
+        <w:spacing w:after="0"/>
+      </w:pPr>
+      <w:r>
         <w:t>2</w:t>
       </w:r>
       <w:r>
@@ -611,18 +489,14 @@
         <w:t>6</w:t>
       </w:r>
       <w:r>
-        <w:rPr/>
         <w:t>=64</w:t>
       </w:r>
     </w:p>
     <w:p>
       <w:pPr>
-        <w:pStyle w:val="Normal"/>
-        <w:spacing w:before="0" w:after="0"/>
-        <w:rPr/>
-      </w:pPr>
-      <w:r>
-        <w:rPr/>
+        <w:spacing w:after="0"/>
+      </w:pPr>
+      <w:r>
         <w:t>2</w:t>
       </w:r>
       <w:r>
@@ -632,29 +506,22 @@
         <w:t>7</w:t>
       </w:r>
       <w:r>
-        <w:rPr/>
         <w:t>=128</w:t>
       </w:r>
     </w:p>
     <w:p>
       <w:pPr>
-        <w:pStyle w:val="Normal"/>
-        <w:spacing w:before="0" w:after="0"/>
-        <w:rPr/>
-      </w:pPr>
-      <w:r>
-        <w:rPr/>
+        <w:spacing w:after="0"/>
+      </w:pPr>
+      <w:r>
         <w:t>Возьмём 4 октет из примера – число 73. Самое левое число – это нулевой разряд. Идти нужно с конца, и сложить числа, которые не 0:</w:t>
       </w:r>
     </w:p>
     <w:p>
       <w:pPr>
-        <w:pStyle w:val="Normal"/>
-        <w:spacing w:before="0" w:after="0"/>
-        <w:rPr/>
-      </w:pPr>
-      <w:r>
-        <w:rPr/>
+        <w:spacing w:after="0"/>
+      </w:pPr>
+      <w:r>
         <w:t>1 - 2</w:t>
       </w:r>
       <w:r>
@@ -664,18 +531,14 @@
         <w:t xml:space="preserve">0 </w:t>
       </w:r>
       <w:r>
-        <w:rPr/>
         <w:t>-1</w:t>
       </w:r>
     </w:p>
     <w:p>
       <w:pPr>
-        <w:pStyle w:val="Normal"/>
-        <w:spacing w:before="0" w:after="0"/>
-        <w:rPr/>
-      </w:pPr>
-      <w:r>
-        <w:rPr/>
+        <w:spacing w:after="0"/>
+      </w:pPr>
+      <w:r>
         <w:t>0 - 2</w:t>
       </w:r>
       <w:r>
@@ -685,18 +548,14 @@
         <w:t xml:space="preserve">1 </w:t>
       </w:r>
       <w:r>
-        <w:rPr/>
         <w:t>- 2</w:t>
       </w:r>
     </w:p>
     <w:p>
       <w:pPr>
-        <w:pStyle w:val="Normal"/>
-        <w:spacing w:before="0" w:after="0"/>
-        <w:rPr/>
-      </w:pPr>
-      <w:r>
-        <w:rPr/>
+        <w:spacing w:after="0"/>
+      </w:pPr>
+      <w:r>
         <w:t>0 - 2</w:t>
       </w:r>
       <w:r>
@@ -706,18 +565,14 @@
         <w:t>2</w:t>
       </w:r>
       <w:r>
-        <w:rPr/>
         <w:t xml:space="preserve"> - 4</w:t>
       </w:r>
     </w:p>
     <w:p>
       <w:pPr>
-        <w:pStyle w:val="Normal"/>
-        <w:spacing w:before="0" w:after="0"/>
-        <w:rPr/>
-      </w:pPr>
-      <w:r>
-        <w:rPr/>
+        <w:spacing w:after="0"/>
+      </w:pPr>
+      <w:r>
         <w:t>1 - 2</w:t>
       </w:r>
       <w:r>
@@ -727,18 +582,14 @@
         <w:t>3</w:t>
       </w:r>
       <w:r>
-        <w:rPr/>
         <w:t xml:space="preserve"> - 8</w:t>
       </w:r>
     </w:p>
     <w:p>
       <w:pPr>
-        <w:pStyle w:val="Normal"/>
-        <w:spacing w:before="0" w:after="0"/>
-        <w:rPr/>
-      </w:pPr>
-      <w:r>
-        <w:rPr/>
+        <w:spacing w:after="0"/>
+      </w:pPr>
+      <w:r>
         <w:t>0 - 2</w:t>
       </w:r>
       <w:r>
@@ -748,18 +599,14 @@
         <w:t>4</w:t>
       </w:r>
       <w:r>
-        <w:rPr/>
         <w:t xml:space="preserve"> - 16</w:t>
       </w:r>
     </w:p>
     <w:p>
       <w:pPr>
-        <w:pStyle w:val="Normal"/>
-        <w:spacing w:before="0" w:after="0"/>
-        <w:rPr/>
-      </w:pPr>
-      <w:r>
-        <w:rPr/>
+        <w:spacing w:after="0"/>
+      </w:pPr>
+      <w:r>
         <w:t>0 - 2</w:t>
       </w:r>
       <w:r>
@@ -769,18 +616,14 @@
         <w:t xml:space="preserve">5 </w:t>
       </w:r>
       <w:r>
-        <w:rPr/>
         <w:t>- 32</w:t>
       </w:r>
     </w:p>
     <w:p>
       <w:pPr>
-        <w:pStyle w:val="Normal"/>
-        <w:spacing w:before="0" w:after="0"/>
-        <w:rPr/>
-      </w:pPr>
-      <w:r>
-        <w:rPr/>
+        <w:spacing w:after="0"/>
+      </w:pPr>
+      <w:r>
         <w:t>1 - 2</w:t>
       </w:r>
       <w:r>
@@ -790,18 +633,14 @@
         <w:t>6</w:t>
       </w:r>
       <w:r>
-        <w:rPr/>
         <w:t xml:space="preserve"> - 64</w:t>
       </w:r>
     </w:p>
     <w:p>
       <w:pPr>
-        <w:pStyle w:val="Normal"/>
-        <w:spacing w:before="0" w:after="0"/>
-        <w:rPr/>
-      </w:pPr>
-      <w:r>
-        <w:rPr/>
+        <w:spacing w:after="0"/>
+      </w:pPr>
+      <w:r>
         <w:t>0 - 2</w:t>
       </w:r>
       <w:r>
@@ -811,35 +650,25 @@
         <w:t xml:space="preserve">7 </w:t>
       </w:r>
       <w:r>
-        <w:rPr/>
         <w:t>- 128</w:t>
       </w:r>
     </w:p>
     <w:p>
       <w:pPr>
-        <w:pStyle w:val="Normal"/>
-        <w:spacing w:before="0" w:after="0"/>
-        <w:rPr/>
-      </w:pPr>
-      <w:r>
-        <w:rPr/>
+        <w:spacing w:after="0"/>
+      </w:pPr>
+      <w:r>
         <w:t>Получится – 1+8+64 = 73.</w:t>
       </w:r>
     </w:p>
     <w:p>
       <w:pPr>
-        <w:pStyle w:val="Normal"/>
-        <w:spacing w:before="0" w:after="0"/>
-        <w:rPr/>
-      </w:pPr>
-      <w:r>
-        <w:rPr/>
-      </w:r>
-    </w:p>
-    <w:p>
-      <w:pPr>
-        <w:pStyle w:val="Normal"/>
-        <w:spacing w:before="0" w:after="0"/>
+        <w:spacing w:after="0"/>
+      </w:pPr>
+    </w:p>
+    <w:p>
+      <w:pPr>
+        <w:spacing w:after="0"/>
         <w:rPr>
           <w:b/>
           <w:bCs/>
@@ -870,20 +699,21 @@
     </w:p>
     <w:p>
       <w:pPr>
-        <w:pStyle w:val="Normal"/>
-        <w:spacing w:before="0" w:after="0"/>
+        <w:spacing w:after="0"/>
         <w:rPr>
           <w:b/>
           <w:bCs/>
         </w:rPr>
       </w:pPr>
       <w:r>
-        <w:rPr/>
+        <w:rPr>
+          <w:noProof/>
+        </w:rPr>
         <w:drawing>
-          <wp:inline distT="0" distB="0" distL="0" distR="0">
+          <wp:inline distT="0" distB="0" distL="0" distR="0" wp14:anchorId="3C632855" wp14:editId="430F2084">
             <wp:extent cx="3028950" cy="971550"/>
             <wp:effectExtent l="0" t="0" r="0" b="0"/>
-            <wp:docPr id="2" name="Изображение2" descr=""/>
+            <wp:docPr id="2" name="Изображение2"/>
             <wp:cNvGraphicFramePr>
               <a:graphicFrameLocks xmlns:a="http://schemas.openxmlformats.org/drawingml/2006/main" noChangeAspect="1"/>
             </wp:cNvGraphicFramePr>
@@ -891,13 +721,13 @@
               <a:graphicData uri="http://schemas.openxmlformats.org/drawingml/2006/picture">
                 <pic:pic xmlns:pic="http://schemas.openxmlformats.org/drawingml/2006/picture">
                   <pic:nvPicPr>
-                    <pic:cNvPr id="2" name="Изображение2" descr=""/>
+                    <pic:cNvPr id="2" name="Изображение2"/>
                     <pic:cNvPicPr>
                       <a:picLocks noChangeAspect="1" noChangeArrowheads="1"/>
                     </pic:cNvPicPr>
                   </pic:nvPicPr>
                   <pic:blipFill>
-                    <a:blip r:embed="rId3"/>
+                    <a:blip r:embed="rId4"/>
                     <a:stretch>
                       <a:fillRect/>
                     </a:stretch>
@@ -920,12 +750,9 @@
     </w:p>
     <w:p>
       <w:pPr>
-        <w:pStyle w:val="Normal"/>
-        <w:spacing w:before="0" w:after="0"/>
-        <w:rPr/>
-      </w:pPr>
-      <w:r>
-        <w:rPr/>
+        <w:spacing w:after="0"/>
+      </w:pPr>
+      <w:r>
         <w:t>2</w:t>
       </w:r>
       <w:r>
@@ -935,18 +762,14 @@
         <w:t>0</w:t>
       </w:r>
       <w:r>
-        <w:rPr/>
         <w:t>=1</w:t>
       </w:r>
     </w:p>
     <w:p>
       <w:pPr>
-        <w:pStyle w:val="Normal"/>
-        <w:spacing w:before="0" w:after="0"/>
-        <w:rPr/>
-      </w:pPr>
-      <w:r>
-        <w:rPr/>
+        <w:spacing w:after="0"/>
+      </w:pPr>
+      <w:r>
         <w:t>2</w:t>
       </w:r>
       <w:r>
@@ -956,18 +779,14 @@
         <w:t>1</w:t>
       </w:r>
       <w:r>
-        <w:rPr/>
         <w:t>=2</w:t>
       </w:r>
     </w:p>
     <w:p>
       <w:pPr>
-        <w:pStyle w:val="Normal"/>
-        <w:spacing w:before="0" w:after="0"/>
-        <w:rPr/>
-      </w:pPr>
-      <w:r>
-        <w:rPr/>
+        <w:spacing w:after="0"/>
+      </w:pPr>
+      <w:r>
         <w:t>2</w:t>
       </w:r>
       <w:r>
@@ -977,18 +796,14 @@
         <w:t>2</w:t>
       </w:r>
       <w:r>
-        <w:rPr/>
         <w:t>=4</w:t>
       </w:r>
     </w:p>
     <w:p>
       <w:pPr>
-        <w:pStyle w:val="Normal"/>
-        <w:spacing w:before="0" w:after="0"/>
-        <w:rPr/>
-      </w:pPr>
-      <w:r>
-        <w:rPr/>
+        <w:spacing w:after="0"/>
+      </w:pPr>
+      <w:r>
         <w:t>2</w:t>
       </w:r>
       <w:r>
@@ -998,18 +813,14 @@
         <w:t>3</w:t>
       </w:r>
       <w:r>
-        <w:rPr/>
         <w:t>=8</w:t>
       </w:r>
     </w:p>
     <w:p>
       <w:pPr>
-        <w:pStyle w:val="Normal"/>
-        <w:spacing w:before="0" w:after="0"/>
-        <w:rPr/>
-      </w:pPr>
-      <w:r>
-        <w:rPr/>
+        <w:spacing w:after="0"/>
+      </w:pPr>
+      <w:r>
         <w:t>2</w:t>
       </w:r>
       <w:r>
@@ -1019,18 +830,14 @@
         <w:t>4</w:t>
       </w:r>
       <w:r>
-        <w:rPr/>
         <w:t>=16</w:t>
       </w:r>
     </w:p>
     <w:p>
       <w:pPr>
-        <w:pStyle w:val="Normal"/>
-        <w:spacing w:before="0" w:after="0"/>
-        <w:rPr/>
-      </w:pPr>
-      <w:r>
-        <w:rPr/>
+        <w:spacing w:after="0"/>
+      </w:pPr>
+      <w:r>
         <w:t>2</w:t>
       </w:r>
       <w:r>
@@ -1040,18 +847,14 @@
         <w:t>5</w:t>
       </w:r>
       <w:r>
-        <w:rPr/>
         <w:t>=32</w:t>
       </w:r>
     </w:p>
     <w:p>
       <w:pPr>
-        <w:pStyle w:val="Normal"/>
-        <w:spacing w:before="0" w:after="0"/>
-        <w:rPr/>
-      </w:pPr>
-      <w:r>
-        <w:rPr/>
+        <w:spacing w:after="0"/>
+      </w:pPr>
+      <w:r>
         <w:t>2</w:t>
       </w:r>
       <w:r>
@@ -1061,18 +864,14 @@
         <w:t>6</w:t>
       </w:r>
       <w:r>
-        <w:rPr/>
         <w:t>=64</w:t>
       </w:r>
     </w:p>
     <w:p>
       <w:pPr>
-        <w:pStyle w:val="Normal"/>
-        <w:spacing w:before="0" w:after="0"/>
-        <w:rPr/>
-      </w:pPr>
-      <w:r>
-        <w:rPr/>
+        <w:spacing w:after="0"/>
+      </w:pPr>
+      <w:r>
         <w:t>2</w:t>
       </w:r>
       <w:r>
@@ -1082,294 +881,298 @@
         <w:t>7</w:t>
       </w:r>
       <w:r>
-        <w:rPr/>
         <w:t>=128</w:t>
       </w:r>
     </w:p>
     <w:p>
       <w:pPr>
-        <w:pStyle w:val="Normal"/>
-        <w:spacing w:before="0" w:after="0"/>
-        <w:rPr/>
-      </w:pPr>
-      <w:r>
-        <w:rPr/>
-      </w:r>
-    </w:p>
-    <w:p>
-      <w:pPr>
-        <w:pStyle w:val="Normal"/>
-        <w:spacing w:before="0" w:after="0"/>
-        <w:rPr/>
-      </w:pPr>
-      <w:r>
-        <w:rPr/>
+        <w:spacing w:after="0"/>
+      </w:pPr>
+    </w:p>
+    <w:p>
+      <w:pPr>
+        <w:spacing w:after="0"/>
+      </w:pPr>
+      <w:r>
         <w:t>Проверяем, если интересующее число меньше значения в позиции, то в результате ставим 0, если больше или равно, то 1, и из интересуемого числа отнимаем значение.  Возьмём первое число 192:</w:t>
       </w:r>
     </w:p>
     <w:p>
       <w:pPr>
-        <w:pStyle w:val="Normal"/>
-        <w:spacing w:before="0" w:after="0"/>
-        <w:rPr/>
-      </w:pPr>
-      <w:r>
-        <w:rPr/>
-        <w:t>192 &gt;= 128 = 1</w:t>
-      </w:r>
-    </w:p>
-    <w:p>
-      <w:pPr>
-        <w:pStyle w:val="Normal"/>
-        <w:spacing w:before="0" w:after="0"/>
-        <w:rPr/>
-      </w:pPr>
-      <w:r>
-        <w:rPr/>
-        <w:t>(192 - 128) = 64 &gt;= 64 = 1</w:t>
-      </w:r>
-    </w:p>
-    <w:p>
-      <w:pPr>
-        <w:pStyle w:val="Normal"/>
-        <w:spacing w:before="0" w:after="0"/>
-        <w:rPr/>
-      </w:pPr>
-      <w:r>
-        <w:rPr/>
-        <w:t>(64 - 64) = 0 &gt;= 32 = 0</w:t>
-      </w:r>
-    </w:p>
-    <w:p>
-      <w:pPr>
-        <w:pStyle w:val="Normal"/>
-        <w:spacing w:before="0" w:after="0"/>
-        <w:rPr/>
-      </w:pPr>
-      <w:r>
-        <w:rPr/>
-        <w:t>0 &gt;= 16 = 0</w:t>
-      </w:r>
-    </w:p>
-    <w:p>
-      <w:pPr>
-        <w:pStyle w:val="Normal"/>
-        <w:spacing w:before="0" w:after="0"/>
-        <w:rPr/>
-      </w:pPr>
-      <w:r>
-        <w:rPr/>
-        <w:t>0 &gt;= 8 = 0</w:t>
-      </w:r>
-    </w:p>
-    <w:p>
-      <w:pPr>
-        <w:pStyle w:val="Normal"/>
-        <w:spacing w:before="0" w:after="0"/>
-        <w:rPr/>
-      </w:pPr>
-      <w:r>
-        <w:rPr/>
-        <w:t>0 &gt;= 4 = 0</w:t>
-      </w:r>
-    </w:p>
-    <w:p>
-      <w:pPr>
-        <w:pStyle w:val="Normal"/>
-        <w:spacing w:before="0" w:after="0"/>
-        <w:rPr/>
-      </w:pPr>
-      <w:r>
-        <w:rPr/>
-        <w:t>0 &gt;= 2 = 0</w:t>
-      </w:r>
-    </w:p>
-    <w:p>
-      <w:pPr>
-        <w:pStyle w:val="Normal"/>
-        <w:spacing w:before="0" w:after="0"/>
-        <w:rPr/>
-      </w:pPr>
-      <w:r>
-        <w:rPr/>
-        <w:t>0 &gt;= 1 = 0</w:t>
-      </w:r>
-    </w:p>
-    <w:p>
-      <w:pPr>
-        <w:pStyle w:val="Normal"/>
-        <w:spacing w:before="0" w:after="0"/>
-        <w:rPr/>
-      </w:pPr>
-      <w:r>
-        <w:rPr/>
+        <w:spacing w:after="0"/>
+      </w:pPr>
+      <w:proofErr w:type="gramStart"/>
+      <w:r>
+        <w:t>192 &gt;</w:t>
+      </w:r>
+      <w:proofErr w:type="gramEnd"/>
+      <w:r>
+        <w:t>= 128 = 1</w:t>
+      </w:r>
+    </w:p>
+    <w:p>
+      <w:pPr>
+        <w:spacing w:after="0"/>
+      </w:pPr>
+      <w:r>
+        <w:t xml:space="preserve">(192 - 128) = </w:t>
+      </w:r>
+      <w:proofErr w:type="gramStart"/>
+      <w:r>
+        <w:t>64 &gt;</w:t>
+      </w:r>
+      <w:proofErr w:type="gramEnd"/>
+      <w:r>
+        <w:t>= 64 = 1</w:t>
+      </w:r>
+    </w:p>
+    <w:p>
+      <w:pPr>
+        <w:spacing w:after="0"/>
+      </w:pPr>
+      <w:r>
+        <w:t xml:space="preserve">(64 - 64) = </w:t>
+      </w:r>
+      <w:proofErr w:type="gramStart"/>
+      <w:r>
+        <w:t>0 &gt;</w:t>
+      </w:r>
+      <w:proofErr w:type="gramEnd"/>
+      <w:r>
+        <w:t>= 32 = 0</w:t>
+      </w:r>
+    </w:p>
+    <w:p>
+      <w:pPr>
+        <w:spacing w:after="0"/>
+      </w:pPr>
+      <w:proofErr w:type="gramStart"/>
+      <w:r>
+        <w:t>0 &gt;</w:t>
+      </w:r>
+      <w:proofErr w:type="gramEnd"/>
+      <w:r>
+        <w:t>= 16 = 0</w:t>
+      </w:r>
+    </w:p>
+    <w:p>
+      <w:pPr>
+        <w:spacing w:after="0"/>
+      </w:pPr>
+      <w:proofErr w:type="gramStart"/>
+      <w:r>
+        <w:t>0 &gt;</w:t>
+      </w:r>
+      <w:proofErr w:type="gramEnd"/>
+      <w:r>
+        <w:t>= 8 = 0</w:t>
+      </w:r>
+    </w:p>
+    <w:p>
+      <w:pPr>
+        <w:spacing w:after="0"/>
+      </w:pPr>
+      <w:proofErr w:type="gramStart"/>
+      <w:r>
+        <w:t>0 &gt;</w:t>
+      </w:r>
+      <w:proofErr w:type="gramEnd"/>
+      <w:r>
+        <w:t>= 4 = 0</w:t>
+      </w:r>
+    </w:p>
+    <w:p>
+      <w:pPr>
+        <w:spacing w:after="0"/>
+      </w:pPr>
+      <w:proofErr w:type="gramStart"/>
+      <w:r>
+        <w:t>0 &gt;</w:t>
+      </w:r>
+      <w:proofErr w:type="gramEnd"/>
+      <w:r>
+        <w:t>= 2 = 0</w:t>
+      </w:r>
+    </w:p>
+    <w:p>
+      <w:pPr>
+        <w:spacing w:after="0"/>
+      </w:pPr>
+      <w:proofErr w:type="gramStart"/>
+      <w:r>
+        <w:t>0 &gt;</w:t>
+      </w:r>
+      <w:proofErr w:type="gramEnd"/>
+      <w:r>
+        <w:t>= 1 = 0</w:t>
+      </w:r>
+    </w:p>
+    <w:p>
+      <w:pPr>
+        <w:spacing w:after="0"/>
+      </w:pPr>
+      <w:r>
         <w:t>В результате получим: 192 = 11000000.</w:t>
       </w:r>
     </w:p>
     <w:p>
       <w:pPr>
-        <w:pStyle w:val="Normal"/>
-        <w:spacing w:before="0" w:after="0"/>
-        <w:rPr/>
-      </w:pPr>
-      <w:r>
-        <w:rPr/>
+        <w:spacing w:after="0"/>
+      </w:pPr>
+      <w:r>
         <w:t>Переведем второе число – 168:</w:t>
       </w:r>
     </w:p>
     <w:p>
       <w:pPr>
-        <w:pStyle w:val="Normal"/>
-        <w:spacing w:before="0" w:after="0"/>
-        <w:rPr/>
-      </w:pPr>
-      <w:r>
-        <w:rPr/>
-        <w:t>168 &gt;= 128 = 1</w:t>
-      </w:r>
-    </w:p>
-    <w:p>
-      <w:pPr>
-        <w:pStyle w:val="Normal"/>
-        <w:spacing w:before="0" w:after="0"/>
-        <w:rPr/>
-      </w:pPr>
-      <w:r>
-        <w:rPr/>
-        <w:t>(168 - 128) = 40 &gt;= 64 = 0</w:t>
-      </w:r>
-    </w:p>
-    <w:p>
-      <w:pPr>
-        <w:pStyle w:val="Normal"/>
-        <w:spacing w:before="0" w:after="0"/>
-        <w:rPr/>
-      </w:pPr>
-      <w:r>
-        <w:rPr/>
-        <w:t>40 &gt;= 32 = 1</w:t>
-      </w:r>
-    </w:p>
-    <w:p>
-      <w:pPr>
-        <w:pStyle w:val="Normal"/>
-        <w:spacing w:before="0" w:after="0"/>
-        <w:rPr/>
-      </w:pPr>
-      <w:r>
-        <w:rPr/>
-        <w:t>(40-32) = 8 &gt;= 16 = 0</w:t>
-      </w:r>
-    </w:p>
-    <w:p>
-      <w:pPr>
-        <w:pStyle w:val="Normal"/>
-        <w:spacing w:before="0" w:after="0"/>
-        <w:rPr/>
-      </w:pPr>
-      <w:r>
-        <w:rPr/>
-        <w:t>8 &gt;= 8 = 1</w:t>
-      </w:r>
-    </w:p>
-    <w:p>
-      <w:pPr>
-        <w:pStyle w:val="Normal"/>
-        <w:spacing w:before="0" w:after="0"/>
-        <w:rPr/>
-      </w:pPr>
-      <w:r>
-        <w:rPr/>
-        <w:t>(8-8) = 0 &gt;= 4 = 0</w:t>
-      </w:r>
-    </w:p>
-    <w:p>
-      <w:pPr>
-        <w:pStyle w:val="Normal"/>
-        <w:spacing w:before="0" w:after="0"/>
-        <w:rPr/>
-      </w:pPr>
-      <w:r>
-        <w:rPr/>
-        <w:t>0 &gt;= 2 = 0</w:t>
-      </w:r>
-    </w:p>
-    <w:p>
-      <w:pPr>
-        <w:pStyle w:val="Normal"/>
-        <w:spacing w:before="0" w:after="0"/>
-        <w:rPr/>
-      </w:pPr>
-      <w:r>
-        <w:rPr/>
-        <w:t>0 &gt;= 1 = 0</w:t>
-      </w:r>
-    </w:p>
-    <w:p>
-      <w:pPr>
-        <w:pStyle w:val="Normal"/>
-        <w:spacing w:before="0" w:after="0"/>
-        <w:rPr/>
-      </w:pPr>
-      <w:r>
-        <w:rPr/>
+        <w:spacing w:after="0"/>
+      </w:pPr>
+      <w:proofErr w:type="gramStart"/>
+      <w:r>
+        <w:lastRenderedPageBreak/>
+        <w:t>168 &gt;</w:t>
+      </w:r>
+      <w:proofErr w:type="gramEnd"/>
+      <w:r>
+        <w:t>= 128 = 1</w:t>
+      </w:r>
+    </w:p>
+    <w:p>
+      <w:pPr>
+        <w:spacing w:after="0"/>
+      </w:pPr>
+      <w:r>
+        <w:t xml:space="preserve">(168 - 128) = </w:t>
+      </w:r>
+      <w:proofErr w:type="gramStart"/>
+      <w:r>
+        <w:t>40 &gt;</w:t>
+      </w:r>
+      <w:proofErr w:type="gramEnd"/>
+      <w:r>
+        <w:t>= 64 = 0</w:t>
+      </w:r>
+    </w:p>
+    <w:p>
+      <w:pPr>
+        <w:spacing w:after="0"/>
+      </w:pPr>
+      <w:proofErr w:type="gramStart"/>
+      <w:r>
+        <w:t>40 &gt;</w:t>
+      </w:r>
+      <w:proofErr w:type="gramEnd"/>
+      <w:r>
+        <w:t>= 32 = 1</w:t>
+      </w:r>
+    </w:p>
+    <w:p>
+      <w:pPr>
+        <w:spacing w:after="0"/>
+      </w:pPr>
+      <w:r>
+        <w:t xml:space="preserve">(40-32) = </w:t>
+      </w:r>
+      <w:proofErr w:type="gramStart"/>
+      <w:r>
+        <w:t>8 &gt;</w:t>
+      </w:r>
+      <w:proofErr w:type="gramEnd"/>
+      <w:r>
+        <w:t>= 16 = 0</w:t>
+      </w:r>
+    </w:p>
+    <w:p>
+      <w:pPr>
+        <w:spacing w:after="0"/>
+      </w:pPr>
+      <w:proofErr w:type="gramStart"/>
+      <w:r>
+        <w:t>8 &gt;</w:t>
+      </w:r>
+      <w:proofErr w:type="gramEnd"/>
+      <w:r>
+        <w:t>= 8 = 1</w:t>
+      </w:r>
+    </w:p>
+    <w:p>
+      <w:pPr>
+        <w:spacing w:after="0"/>
+      </w:pPr>
+      <w:r>
+        <w:t xml:space="preserve">(8-8) = </w:t>
+      </w:r>
+      <w:proofErr w:type="gramStart"/>
+      <w:r>
+        <w:t>0 &gt;</w:t>
+      </w:r>
+      <w:proofErr w:type="gramEnd"/>
+      <w:r>
+        <w:t>= 4 = 0</w:t>
+      </w:r>
+    </w:p>
+    <w:p>
+      <w:pPr>
+        <w:spacing w:after="0"/>
+      </w:pPr>
+      <w:proofErr w:type="gramStart"/>
+      <w:r>
+        <w:t>0 &gt;</w:t>
+      </w:r>
+      <w:proofErr w:type="gramEnd"/>
+      <w:r>
+        <w:t>= 2 = 0</w:t>
+      </w:r>
+    </w:p>
+    <w:p>
+      <w:pPr>
+        <w:spacing w:after="0"/>
+      </w:pPr>
+      <w:proofErr w:type="gramStart"/>
+      <w:r>
+        <w:t>0 &gt;</w:t>
+      </w:r>
+      <w:proofErr w:type="gramEnd"/>
+      <w:r>
+        <w:t>= 1 = 0</w:t>
+      </w:r>
+    </w:p>
+    <w:p>
+      <w:pPr>
+        <w:spacing w:after="0"/>
+      </w:pPr>
+      <w:r>
         <w:t>В результате получим: 168 = 10101000</w:t>
       </w:r>
     </w:p>
     <w:p>
       <w:pPr>
-        <w:pStyle w:val="Normal"/>
-        <w:spacing w:before="0" w:after="0"/>
-        <w:rPr/>
-      </w:pPr>
-      <w:r>
-        <w:rPr/>
-      </w:r>
-    </w:p>
-    <w:p>
-      <w:pPr>
-        <w:pStyle w:val="Normal"/>
-        <w:spacing w:before="0" w:after="0"/>
-        <w:rPr/>
-      </w:pPr>
-      <w:r>
-        <w:rPr/>
-      </w:r>
-    </w:p>
-    <w:p>
-      <w:pPr>
-        <w:pStyle w:val="Normal"/>
-        <w:spacing w:before="0" w:after="0"/>
-        <w:rPr/>
-      </w:pPr>
-      <w:r>
-        <w:rPr/>
-      </w:r>
-    </w:p>
-    <w:p>
-      <w:pPr>
-        <w:pStyle w:val="Normal"/>
-        <w:spacing w:before="0" w:after="0"/>
-        <w:rPr/>
-      </w:pPr>
-      <w:r>
-        <w:rPr/>
-      </w:r>
-    </w:p>
-    <w:p>
-      <w:pPr>
-        <w:pStyle w:val="Normal"/>
-        <w:spacing w:before="0" w:after="0"/>
-        <w:rPr/>
-      </w:pPr>
-      <w:r>
-        <w:rPr/>
-      </w:r>
-    </w:p>
-    <w:p>
-      <w:pPr>
-        <w:pStyle w:val="Normal"/>
-        <w:spacing w:before="0" w:after="0"/>
+        <w:spacing w:after="0"/>
+      </w:pPr>
+    </w:p>
+    <w:p>
+      <w:pPr>
+        <w:spacing w:after="0"/>
+      </w:pPr>
+    </w:p>
+    <w:p>
+      <w:pPr>
+        <w:spacing w:after="0"/>
+      </w:pPr>
+    </w:p>
+    <w:p>
+      <w:pPr>
+        <w:spacing w:after="0"/>
+      </w:pPr>
+    </w:p>
+    <w:p>
+      <w:pPr>
+        <w:spacing w:after="0"/>
+      </w:pPr>
+    </w:p>
+    <w:p>
+      <w:pPr>
+        <w:spacing w:after="0"/>
         <w:rPr>
           <w:b/>
           <w:bCs/>
@@ -1400,38 +1203,24 @@
     </w:p>
     <w:p>
       <w:pPr>
-        <w:pStyle w:val="Normal"/>
-        <w:spacing w:before="0" w:after="0"/>
+        <w:spacing w:after="0"/>
         <w:rPr>
           <w:b/>
           <w:bCs/>
         </w:rPr>
       </w:pPr>
-      <w:r>
-        <w:rPr>
-          <w:b/>
-          <w:bCs/>
-        </w:rPr>
-      </w:r>
     </w:p>
     <w:tbl>
       <w:tblPr>
-        <w:tblStyle w:val="ac"/>
+        <w:tblStyle w:val="af1"/>
         <w:tblW w:w="10623" w:type="dxa"/>
         <w:jc w:val="center"/>
-        <w:tblInd w:w="0" w:type="dxa"/>
         <w:tblLayout w:type="fixed"/>
-        <w:tblCellMar>
-          <w:top w:w="0" w:type="dxa"/>
-          <w:left w:w="108" w:type="dxa"/>
-          <w:bottom w:w="0" w:type="dxa"/>
-          <w:right w:w="108" w:type="dxa"/>
-        </w:tblCellMar>
-        <w:tblLook w:firstRow="1" w:noVBand="1" w:lastRow="0" w:firstColumn="1" w:lastColumn="0" w:noHBand="0" w:val="04a0"/>
+        <w:tblLook w:val="04A0" w:firstRow="1" w:lastRow="0" w:firstColumn="1" w:lastColumn="0" w:noHBand="0" w:noVBand="1"/>
       </w:tblPr>
       <w:tblGrid>
-        <w:gridCol w:w="1340"/>
-        <w:gridCol w:w="1332"/>
+        <w:gridCol w:w="1341"/>
+        <w:gridCol w:w="1333"/>
         <w:gridCol w:w="1332"/>
         <w:gridCol w:w="1331"/>
         <w:gridCol w:w="1321"/>
@@ -1440,31 +1229,23 @@
         <w:gridCol w:w="1321"/>
       </w:tblGrid>
       <w:tr>
-        <w:trPr/>
+        <w:trPr>
+          <w:jc w:val="center"/>
+        </w:trPr>
         <w:tc>
           <w:tcPr>
             <w:tcW w:w="1340" w:type="dxa"/>
-            <w:tcBorders/>
           </w:tcPr>
           <w:p>
             <w:pPr>
-              <w:pStyle w:val="Normal"/>
-              <w:widowControl/>
-              <w:spacing w:before="0" w:after="0"/>
-              <w:jc w:val="left"/>
+              <w:spacing w:after="0"/>
               <w:rPr>
-                <w:rFonts w:eastAsia="Aptos" w:cs=""/>
-                <w:kern w:val="0"/>
-                <w:szCs w:val="22"/>
-                <w:lang w:val="ru-RU" w:eastAsia="en-US" w:bidi="ar-SA"/>
+                <w:rFonts w:eastAsia="Aptos"/>
               </w:rPr>
             </w:pPr>
             <w:r>
               <w:rPr>
-                <w:rFonts w:eastAsia="Aptos" w:cs=""/>
-                <w:kern w:val="0"/>
-                <w:szCs w:val="22"/>
-                <w:lang w:val="ru-RU" w:eastAsia="en-US" w:bidi="ar-SA"/>
+                <w:rFonts w:eastAsia="Aptos"/>
               </w:rPr>
               <w:t>7</w:t>
             </w:r>
@@ -1473,27 +1254,17 @@
         <w:tc>
           <w:tcPr>
             <w:tcW w:w="1332" w:type="dxa"/>
-            <w:tcBorders/>
           </w:tcPr>
           <w:p>
             <w:pPr>
-              <w:pStyle w:val="Normal"/>
-              <w:widowControl/>
-              <w:spacing w:before="0" w:after="0"/>
-              <w:jc w:val="left"/>
+              <w:spacing w:after="0"/>
               <w:rPr>
-                <w:rFonts w:eastAsia="Aptos" w:cs=""/>
-                <w:kern w:val="0"/>
-                <w:szCs w:val="22"/>
-                <w:lang w:val="ru-RU" w:eastAsia="en-US" w:bidi="ar-SA"/>
+                <w:rFonts w:eastAsia="Aptos"/>
               </w:rPr>
             </w:pPr>
             <w:r>
               <w:rPr>
-                <w:rFonts w:eastAsia="Aptos" w:cs=""/>
-                <w:kern w:val="0"/>
-                <w:szCs w:val="22"/>
-                <w:lang w:val="ru-RU" w:eastAsia="en-US" w:bidi="ar-SA"/>
+                <w:rFonts w:eastAsia="Aptos"/>
               </w:rPr>
               <w:t>6</w:t>
             </w:r>
@@ -1502,27 +1273,17 @@
         <w:tc>
           <w:tcPr>
             <w:tcW w:w="1332" w:type="dxa"/>
-            <w:tcBorders/>
           </w:tcPr>
           <w:p>
             <w:pPr>
-              <w:pStyle w:val="Normal"/>
-              <w:widowControl/>
-              <w:spacing w:before="0" w:after="0"/>
-              <w:jc w:val="left"/>
+              <w:spacing w:after="0"/>
               <w:rPr>
-                <w:rFonts w:eastAsia="Aptos" w:cs=""/>
-                <w:kern w:val="0"/>
-                <w:szCs w:val="22"/>
-                <w:lang w:val="ru-RU" w:eastAsia="en-US" w:bidi="ar-SA"/>
+                <w:rFonts w:eastAsia="Aptos"/>
               </w:rPr>
             </w:pPr>
             <w:r>
               <w:rPr>
-                <w:rFonts w:eastAsia="Aptos" w:cs=""/>
-                <w:kern w:val="0"/>
-                <w:szCs w:val="22"/>
-                <w:lang w:val="ru-RU" w:eastAsia="en-US" w:bidi="ar-SA"/>
+                <w:rFonts w:eastAsia="Aptos"/>
               </w:rPr>
               <w:t>5</w:t>
             </w:r>
@@ -1531,27 +1292,17 @@
         <w:tc>
           <w:tcPr>
             <w:tcW w:w="1331" w:type="dxa"/>
-            <w:tcBorders/>
           </w:tcPr>
           <w:p>
             <w:pPr>
-              <w:pStyle w:val="Normal"/>
-              <w:widowControl/>
-              <w:spacing w:before="0" w:after="0"/>
-              <w:jc w:val="left"/>
+              <w:spacing w:after="0"/>
               <w:rPr>
-                <w:rFonts w:eastAsia="Aptos" w:cs=""/>
-                <w:kern w:val="0"/>
-                <w:szCs w:val="22"/>
-                <w:lang w:val="ru-RU" w:eastAsia="en-US" w:bidi="ar-SA"/>
+                <w:rFonts w:eastAsia="Aptos"/>
               </w:rPr>
             </w:pPr>
             <w:r>
               <w:rPr>
-                <w:rFonts w:eastAsia="Aptos" w:cs=""/>
-                <w:kern w:val="0"/>
-                <w:szCs w:val="22"/>
-                <w:lang w:val="ru-RU" w:eastAsia="en-US" w:bidi="ar-SA"/>
+                <w:rFonts w:eastAsia="Aptos"/>
               </w:rPr>
               <w:t>4</w:t>
             </w:r>
@@ -1560,27 +1311,17 @@
         <w:tc>
           <w:tcPr>
             <w:tcW w:w="1321" w:type="dxa"/>
-            <w:tcBorders/>
           </w:tcPr>
           <w:p>
             <w:pPr>
-              <w:pStyle w:val="Normal"/>
-              <w:widowControl/>
-              <w:spacing w:before="0" w:after="0"/>
-              <w:jc w:val="left"/>
+              <w:spacing w:after="0"/>
               <w:rPr>
-                <w:rFonts w:eastAsia="Aptos" w:cs=""/>
-                <w:kern w:val="0"/>
-                <w:szCs w:val="22"/>
-                <w:lang w:val="ru-RU" w:eastAsia="en-US" w:bidi="ar-SA"/>
+                <w:rFonts w:eastAsia="Aptos"/>
               </w:rPr>
             </w:pPr>
             <w:r>
               <w:rPr>
-                <w:rFonts w:eastAsia="Aptos" w:cs=""/>
-                <w:kern w:val="0"/>
-                <w:szCs w:val="22"/>
-                <w:lang w:val="ru-RU" w:eastAsia="en-US" w:bidi="ar-SA"/>
+                <w:rFonts w:eastAsia="Aptos"/>
               </w:rPr>
               <w:t>3</w:t>
             </w:r>
@@ -1589,27 +1330,17 @@
         <w:tc>
           <w:tcPr>
             <w:tcW w:w="1322" w:type="dxa"/>
-            <w:tcBorders/>
           </w:tcPr>
           <w:p>
             <w:pPr>
-              <w:pStyle w:val="Normal"/>
-              <w:widowControl/>
-              <w:spacing w:before="0" w:after="0"/>
-              <w:jc w:val="left"/>
+              <w:spacing w:after="0"/>
               <w:rPr>
-                <w:rFonts w:eastAsia="Aptos" w:cs=""/>
-                <w:kern w:val="0"/>
-                <w:szCs w:val="22"/>
-                <w:lang w:val="ru-RU" w:eastAsia="en-US" w:bidi="ar-SA"/>
+                <w:rFonts w:eastAsia="Aptos"/>
               </w:rPr>
             </w:pPr>
             <w:r>
               <w:rPr>
-                <w:rFonts w:eastAsia="Aptos" w:cs=""/>
-                <w:kern w:val="0"/>
-                <w:szCs w:val="22"/>
-                <w:lang w:val="ru-RU" w:eastAsia="en-US" w:bidi="ar-SA"/>
+                <w:rFonts w:eastAsia="Aptos"/>
               </w:rPr>
               <w:t>2</w:t>
             </w:r>
@@ -1618,27 +1349,17 @@
         <w:tc>
           <w:tcPr>
             <w:tcW w:w="1322" w:type="dxa"/>
-            <w:tcBorders/>
           </w:tcPr>
           <w:p>
             <w:pPr>
-              <w:pStyle w:val="Normal"/>
-              <w:widowControl/>
-              <w:spacing w:before="0" w:after="0"/>
-              <w:jc w:val="left"/>
+              <w:spacing w:after="0"/>
               <w:rPr>
-                <w:rFonts w:eastAsia="Aptos" w:cs=""/>
-                <w:kern w:val="0"/>
-                <w:szCs w:val="22"/>
-                <w:lang w:val="ru-RU" w:eastAsia="en-US" w:bidi="ar-SA"/>
+                <w:rFonts w:eastAsia="Aptos"/>
               </w:rPr>
             </w:pPr>
             <w:r>
               <w:rPr>
-                <w:rFonts w:eastAsia="Aptos" w:cs=""/>
-                <w:kern w:val="0"/>
-                <w:szCs w:val="22"/>
-                <w:lang w:val="ru-RU" w:eastAsia="en-US" w:bidi="ar-SA"/>
+                <w:rFonts w:eastAsia="Aptos"/>
               </w:rPr>
               <w:t>1</w:t>
             </w:r>
@@ -1647,27 +1368,17 @@
         <w:tc>
           <w:tcPr>
             <w:tcW w:w="1321" w:type="dxa"/>
-            <w:tcBorders/>
           </w:tcPr>
           <w:p>
             <w:pPr>
-              <w:pStyle w:val="Normal"/>
-              <w:widowControl/>
-              <w:spacing w:before="0" w:after="0"/>
-              <w:jc w:val="left"/>
+              <w:spacing w:after="0"/>
               <w:rPr>
-                <w:rFonts w:eastAsia="Aptos" w:cs=""/>
-                <w:kern w:val="0"/>
-                <w:szCs w:val="22"/>
-                <w:lang w:val="ru-RU" w:eastAsia="en-US" w:bidi="ar-SA"/>
+                <w:rFonts w:eastAsia="Aptos"/>
               </w:rPr>
             </w:pPr>
             <w:r>
               <w:rPr>
-                <w:rFonts w:eastAsia="Aptos" w:cs=""/>
-                <w:kern w:val="0"/>
-                <w:szCs w:val="22"/>
-                <w:lang w:val="ru-RU" w:eastAsia="en-US" w:bidi="ar-SA"/>
+                <w:rFonts w:eastAsia="Aptos"/>
               </w:rPr>
               <w:t>0</w:t>
             </w:r>
@@ -1675,31 +1386,23 @@
         </w:tc>
       </w:tr>
       <w:tr>
-        <w:trPr/>
+        <w:trPr>
+          <w:jc w:val="center"/>
+        </w:trPr>
         <w:tc>
           <w:tcPr>
             <w:tcW w:w="1340" w:type="dxa"/>
-            <w:tcBorders/>
           </w:tcPr>
           <w:p>
             <w:pPr>
-              <w:pStyle w:val="Normal"/>
-              <w:widowControl/>
-              <w:spacing w:before="0" w:after="0"/>
-              <w:jc w:val="left"/>
+              <w:spacing w:after="0"/>
               <w:rPr>
-                <w:rFonts w:eastAsia="Aptos" w:cs=""/>
-                <w:kern w:val="0"/>
-                <w:szCs w:val="22"/>
-                <w:lang w:val="ru-RU" w:eastAsia="en-US" w:bidi="ar-SA"/>
+                <w:rFonts w:eastAsia="Aptos"/>
               </w:rPr>
             </w:pPr>
             <w:r>
               <w:rPr>
-                <w:rFonts w:eastAsia="Aptos" w:cs=""/>
-                <w:kern w:val="0"/>
-                <w:szCs w:val="22"/>
-                <w:lang w:val="ru-RU" w:eastAsia="en-US" w:bidi="ar-SA"/>
+                <w:rFonts w:eastAsia="Aptos"/>
               </w:rPr>
               <w:t>128</w:t>
             </w:r>
@@ -1708,27 +1411,17 @@
         <w:tc>
           <w:tcPr>
             <w:tcW w:w="1332" w:type="dxa"/>
-            <w:tcBorders/>
           </w:tcPr>
           <w:p>
             <w:pPr>
-              <w:pStyle w:val="Normal"/>
-              <w:widowControl/>
-              <w:spacing w:before="0" w:after="0"/>
-              <w:jc w:val="left"/>
+              <w:spacing w:after="0"/>
               <w:rPr>
-                <w:rFonts w:eastAsia="Aptos" w:cs=""/>
-                <w:kern w:val="0"/>
-                <w:szCs w:val="22"/>
-                <w:lang w:val="ru-RU" w:eastAsia="en-US" w:bidi="ar-SA"/>
+                <w:rFonts w:eastAsia="Aptos"/>
               </w:rPr>
             </w:pPr>
             <w:r>
               <w:rPr>
-                <w:rFonts w:eastAsia="Aptos" w:cs=""/>
-                <w:kern w:val="0"/>
-                <w:szCs w:val="22"/>
-                <w:lang w:val="ru-RU" w:eastAsia="en-US" w:bidi="ar-SA"/>
+                <w:rFonts w:eastAsia="Aptos"/>
               </w:rPr>
               <w:t>64</w:t>
             </w:r>
@@ -1737,27 +1430,17 @@
         <w:tc>
           <w:tcPr>
             <w:tcW w:w="1332" w:type="dxa"/>
-            <w:tcBorders/>
           </w:tcPr>
           <w:p>
             <w:pPr>
-              <w:pStyle w:val="Normal"/>
-              <w:widowControl/>
-              <w:spacing w:before="0" w:after="0"/>
-              <w:jc w:val="left"/>
+              <w:spacing w:after="0"/>
               <w:rPr>
-                <w:rFonts w:eastAsia="Aptos" w:cs=""/>
-                <w:kern w:val="0"/>
-                <w:szCs w:val="22"/>
-                <w:lang w:val="ru-RU" w:eastAsia="en-US" w:bidi="ar-SA"/>
+                <w:rFonts w:eastAsia="Aptos"/>
               </w:rPr>
             </w:pPr>
             <w:r>
               <w:rPr>
-                <w:rFonts w:eastAsia="Aptos" w:cs=""/>
-                <w:kern w:val="0"/>
-                <w:szCs w:val="22"/>
-                <w:lang w:val="ru-RU" w:eastAsia="en-US" w:bidi="ar-SA"/>
+                <w:rFonts w:eastAsia="Aptos"/>
               </w:rPr>
               <w:t>32</w:t>
             </w:r>
@@ -1766,27 +1449,17 @@
         <w:tc>
           <w:tcPr>
             <w:tcW w:w="1331" w:type="dxa"/>
-            <w:tcBorders/>
           </w:tcPr>
           <w:p>
             <w:pPr>
-              <w:pStyle w:val="Normal"/>
-              <w:widowControl/>
-              <w:spacing w:before="0" w:after="0"/>
-              <w:jc w:val="left"/>
+              <w:spacing w:after="0"/>
               <w:rPr>
-                <w:rFonts w:eastAsia="Aptos" w:cs=""/>
-                <w:kern w:val="0"/>
-                <w:szCs w:val="22"/>
-                <w:lang w:val="ru-RU" w:eastAsia="en-US" w:bidi="ar-SA"/>
+                <w:rFonts w:eastAsia="Aptos"/>
               </w:rPr>
             </w:pPr>
             <w:r>
               <w:rPr>
-                <w:rFonts w:eastAsia="Aptos" w:cs=""/>
-                <w:kern w:val="0"/>
-                <w:szCs w:val="22"/>
-                <w:lang w:val="ru-RU" w:eastAsia="en-US" w:bidi="ar-SA"/>
+                <w:rFonts w:eastAsia="Aptos"/>
               </w:rPr>
               <w:t>16</w:t>
             </w:r>
@@ -1795,27 +1468,17 @@
         <w:tc>
           <w:tcPr>
             <w:tcW w:w="1321" w:type="dxa"/>
-            <w:tcBorders/>
           </w:tcPr>
           <w:p>
             <w:pPr>
-              <w:pStyle w:val="Normal"/>
-              <w:widowControl/>
-              <w:spacing w:before="0" w:after="0"/>
-              <w:jc w:val="left"/>
+              <w:spacing w:after="0"/>
               <w:rPr>
-                <w:rFonts w:eastAsia="Aptos" w:cs=""/>
-                <w:kern w:val="0"/>
-                <w:szCs w:val="22"/>
-                <w:lang w:val="ru-RU" w:eastAsia="en-US" w:bidi="ar-SA"/>
+                <w:rFonts w:eastAsia="Aptos"/>
               </w:rPr>
             </w:pPr>
             <w:r>
               <w:rPr>
-                <w:rFonts w:eastAsia="Aptos" w:cs=""/>
-                <w:kern w:val="0"/>
-                <w:szCs w:val="22"/>
-                <w:lang w:val="ru-RU" w:eastAsia="en-US" w:bidi="ar-SA"/>
+                <w:rFonts w:eastAsia="Aptos"/>
               </w:rPr>
               <w:t>8</w:t>
             </w:r>
@@ -1824,27 +1487,17 @@
         <w:tc>
           <w:tcPr>
             <w:tcW w:w="1322" w:type="dxa"/>
-            <w:tcBorders/>
           </w:tcPr>
           <w:p>
             <w:pPr>
-              <w:pStyle w:val="Normal"/>
-              <w:widowControl/>
-              <w:spacing w:before="0" w:after="0"/>
-              <w:jc w:val="left"/>
+              <w:spacing w:after="0"/>
               <w:rPr>
-                <w:rFonts w:eastAsia="Aptos" w:cs=""/>
-                <w:kern w:val="0"/>
-                <w:szCs w:val="22"/>
-                <w:lang w:val="ru-RU" w:eastAsia="en-US" w:bidi="ar-SA"/>
+                <w:rFonts w:eastAsia="Aptos"/>
               </w:rPr>
             </w:pPr>
             <w:r>
               <w:rPr>
-                <w:rFonts w:eastAsia="Aptos" w:cs=""/>
-                <w:kern w:val="0"/>
-                <w:szCs w:val="22"/>
-                <w:lang w:val="ru-RU" w:eastAsia="en-US" w:bidi="ar-SA"/>
+                <w:rFonts w:eastAsia="Aptos"/>
               </w:rPr>
               <w:t>4</w:t>
             </w:r>
@@ -1853,27 +1506,17 @@
         <w:tc>
           <w:tcPr>
             <w:tcW w:w="1322" w:type="dxa"/>
-            <w:tcBorders/>
           </w:tcPr>
           <w:p>
             <w:pPr>
-              <w:pStyle w:val="Normal"/>
-              <w:widowControl/>
-              <w:spacing w:before="0" w:after="0"/>
-              <w:jc w:val="left"/>
+              <w:spacing w:after="0"/>
               <w:rPr>
-                <w:rFonts w:eastAsia="Aptos" w:cs=""/>
-                <w:kern w:val="0"/>
-                <w:szCs w:val="22"/>
-                <w:lang w:val="ru-RU" w:eastAsia="en-US" w:bidi="ar-SA"/>
+                <w:rFonts w:eastAsia="Aptos"/>
               </w:rPr>
             </w:pPr>
             <w:r>
               <w:rPr>
-                <w:rFonts w:eastAsia="Aptos" w:cs=""/>
-                <w:kern w:val="0"/>
-                <w:szCs w:val="22"/>
-                <w:lang w:val="ru-RU" w:eastAsia="en-US" w:bidi="ar-SA"/>
+                <w:rFonts w:eastAsia="Aptos"/>
               </w:rPr>
               <w:t>2</w:t>
             </w:r>
@@ -1882,27 +1525,17 @@
         <w:tc>
           <w:tcPr>
             <w:tcW w:w="1321" w:type="dxa"/>
-            <w:tcBorders/>
           </w:tcPr>
           <w:p>
             <w:pPr>
-              <w:pStyle w:val="Normal"/>
-              <w:widowControl/>
-              <w:spacing w:before="0" w:after="0"/>
-              <w:jc w:val="left"/>
+              <w:spacing w:after="0"/>
               <w:rPr>
-                <w:rFonts w:eastAsia="Aptos" w:cs=""/>
-                <w:kern w:val="0"/>
-                <w:szCs w:val="22"/>
-                <w:lang w:val="ru-RU" w:eastAsia="en-US" w:bidi="ar-SA"/>
+                <w:rFonts w:eastAsia="Aptos"/>
               </w:rPr>
             </w:pPr>
             <w:r>
               <w:rPr>
-                <w:rFonts w:eastAsia="Aptos" w:cs=""/>
-                <w:kern w:val="0"/>
-                <w:szCs w:val="22"/>
-                <w:lang w:val="ru-RU" w:eastAsia="en-US" w:bidi="ar-SA"/>
+                <w:rFonts w:eastAsia="Aptos"/>
               </w:rPr>
               <w:t>1</w:t>
             </w:r>
@@ -1912,38 +1545,22 @@
     </w:tbl>
     <w:p>
       <w:pPr>
-        <w:pStyle w:val="Normal"/>
-        <w:spacing w:before="0" w:after="0"/>
-        <w:rPr/>
-      </w:pPr>
-      <w:r>
-        <w:rPr/>
-      </w:r>
-    </w:p>
-    <w:p>
-      <w:pPr>
-        <w:pStyle w:val="Normal"/>
-        <w:spacing w:before="0" w:after="0"/>
-        <w:rPr/>
-      </w:pPr>
-      <w:r>
-        <w:rPr/>
-      </w:r>
-    </w:p>
-    <w:p>
-      <w:pPr>
-        <w:pStyle w:val="Normal"/>
-        <w:spacing w:before="0" w:after="0"/>
-        <w:rPr/>
-      </w:pPr>
-      <w:r>
-        <w:rPr/>
-      </w:r>
-    </w:p>
-    <w:p>
-      <w:pPr>
-        <w:pStyle w:val="Normal"/>
-        <w:spacing w:before="0" w:after="0"/>
+        <w:spacing w:after="0"/>
+      </w:pPr>
+    </w:p>
+    <w:p>
+      <w:pPr>
+        <w:spacing w:after="0"/>
+      </w:pPr>
+    </w:p>
+    <w:p>
+      <w:pPr>
+        <w:spacing w:after="0"/>
+      </w:pPr>
+    </w:p>
+    <w:p>
+      <w:pPr>
+        <w:spacing w:after="0"/>
         <w:rPr>
           <w:b/>
           <w:bCs/>
@@ -1959,97 +1576,64 @@
     </w:p>
     <w:p>
       <w:pPr>
-        <w:pStyle w:val="Normal"/>
-        <w:spacing w:before="0" w:after="0"/>
-        <w:rPr/>
-      </w:pPr>
-      <w:r>
-        <w:rPr/>
-      </w:r>
-    </w:p>
-    <w:p>
-      <w:pPr>
-        <w:pStyle w:val="Normal"/>
-        <w:spacing w:before="0" w:after="0"/>
-        <w:rPr/>
-      </w:pPr>
-      <w:r>
-        <w:rPr/>
+        <w:spacing w:after="0"/>
+      </w:pPr>
+    </w:p>
+    <w:p>
+      <w:pPr>
+        <w:spacing w:after="0"/>
+      </w:pPr>
+      <w:r>
         <w:t>255.255.255.248</w:t>
       </w:r>
     </w:p>
     <w:p>
       <w:pPr>
-        <w:pStyle w:val="Normal"/>
-        <w:spacing w:before="0" w:after="0"/>
-        <w:rPr/>
-      </w:pPr>
-      <w:r>
-        <w:rPr/>
+        <w:spacing w:after="0"/>
+      </w:pPr>
+      <w:r>
         <w:t>Нужно перевести её в двоичный вид, и та часть, которая занята единицами будет выделена под адрес сети, а то, что нулями – это дано под адреса устройств.</w:t>
       </w:r>
     </w:p>
     <w:p>
       <w:pPr>
-        <w:pStyle w:val="Normal"/>
-        <w:spacing w:before="0" w:after="0"/>
-        <w:rPr/>
-      </w:pPr>
-      <w:r>
-        <w:rPr/>
-      </w:r>
-    </w:p>
-    <w:p>
-      <w:pPr>
-        <w:pStyle w:val="Normal"/>
-        <w:spacing w:before="0" w:after="0"/>
-        <w:rPr/>
-      </w:pPr>
-      <w:r>
-        <w:rPr/>
+        <w:spacing w:after="0"/>
+      </w:pPr>
+    </w:p>
+    <w:p>
+      <w:pPr>
+        <w:spacing w:after="0"/>
+      </w:pPr>
+      <w:r>
         <w:t>11111111.11111111.11111111.11111000</w:t>
       </w:r>
     </w:p>
     <w:p>
       <w:pPr>
-        <w:pStyle w:val="Normal"/>
-        <w:spacing w:before="0" w:after="0"/>
-        <w:rPr/>
-      </w:pPr>
-      <w:r>
-        <w:rPr/>
-      </w:r>
-    </w:p>
-    <w:p>
-      <w:pPr>
-        <w:pStyle w:val="Normal"/>
-        <w:spacing w:before="0" w:after="0"/>
-        <w:rPr/>
-      </w:pPr>
-      <w:r>
-        <w:rPr/>
+        <w:spacing w:after="0"/>
+      </w:pPr>
+    </w:p>
+    <w:p>
+      <w:pPr>
+        <w:spacing w:after="0"/>
+      </w:pPr>
+      <w:r>
         <w:t>29 бит – количество единиц – адрес сети.</w:t>
       </w:r>
     </w:p>
     <w:p>
       <w:pPr>
-        <w:pStyle w:val="Normal"/>
-        <w:spacing w:before="0" w:after="0"/>
-        <w:rPr/>
-      </w:pPr>
-      <w:r>
-        <w:rPr/>
+        <w:spacing w:after="0"/>
+      </w:pPr>
+      <w:r>
         <w:t>3 бита – количество нулей – под адреса устройств.</w:t>
       </w:r>
     </w:p>
     <w:p>
       <w:pPr>
-        <w:pStyle w:val="Normal"/>
-        <w:spacing w:before="0" w:after="0"/>
-        <w:rPr/>
-      </w:pPr>
-      <w:r>
-        <w:rPr/>
+        <w:spacing w:after="0"/>
+      </w:pPr>
+      <w:r>
         <w:t>2</w:t>
       </w:r>
       <w:r>
@@ -2059,24 +1643,17 @@
         <w:t xml:space="preserve">3 </w:t>
       </w:r>
       <w:r>
-        <w:rPr/>
         <w:t>– 8 адресов в сети всего, и минус 2 зарезервированных адреса, получится что для устройств остаётся 6 адресов.</w:t>
       </w:r>
     </w:p>
     <w:p>
       <w:pPr>
-        <w:pStyle w:val="Normal"/>
-        <w:spacing w:before="0" w:after="0"/>
-        <w:rPr/>
-      </w:pPr>
-      <w:r>
-        <w:rPr/>
-      </w:r>
-    </w:p>
-    <w:p>
-      <w:pPr>
-        <w:pStyle w:val="Normal"/>
-        <w:spacing w:before="0" w:after="0"/>
+        <w:spacing w:after="0"/>
+      </w:pPr>
+    </w:p>
+    <w:p>
+      <w:pPr>
+        <w:spacing w:after="0"/>
         <w:rPr>
           <w:b/>
           <w:bCs/>
@@ -2092,119 +1669,92 @@
     </w:p>
     <w:p>
       <w:pPr>
-        <w:pStyle w:val="Normal"/>
-        <w:spacing w:before="0" w:after="0"/>
-        <w:rPr/>
-      </w:pPr>
-      <w:r>
-        <w:rPr/>
+        <w:spacing w:after="0"/>
+      </w:pPr>
+      <w:r>
         <w:t xml:space="preserve">1. У нас есть </w:t>
       </w:r>
+      <w:proofErr w:type="spellStart"/>
       <w:r>
         <w:rPr>
           <w:lang w:val="en-US"/>
         </w:rPr>
         <w:t>ip</w:t>
       </w:r>
-      <w:r>
-        <w:rPr/>
+      <w:proofErr w:type="spellEnd"/>
+      <w:r>
         <w:t>-адрес и маска – их нужно перевести в двоичный вид.</w:t>
       </w:r>
     </w:p>
     <w:p>
       <w:pPr>
-        <w:pStyle w:val="Normal"/>
-        <w:spacing w:before="0" w:after="0"/>
-        <w:rPr/>
-      </w:pPr>
-      <w:r>
-        <w:rPr/>
-      </w:r>
-    </w:p>
-    <w:p>
-      <w:pPr>
-        <w:pStyle w:val="Normal"/>
-        <w:spacing w:before="0" w:after="0"/>
-        <w:rPr/>
-      </w:pPr>
-      <w:r>
-        <w:rPr/>
+        <w:spacing w:after="0"/>
+      </w:pPr>
+    </w:p>
+    <w:p>
+      <w:pPr>
+        <w:spacing w:after="0"/>
+      </w:pPr>
+      <w:r>
         <w:t>255.255.255.248</w:t>
       </w:r>
     </w:p>
     <w:p>
       <w:pPr>
-        <w:pStyle w:val="Normal"/>
-        <w:spacing w:before="0" w:after="0"/>
-        <w:rPr/>
-      </w:pPr>
-      <w:r>
-        <w:rPr/>
+        <w:spacing w:after="0"/>
+      </w:pPr>
+      <w:r>
         <w:t>192.168.2.143</w:t>
       </w:r>
     </w:p>
     <w:p>
       <w:pPr>
-        <w:pStyle w:val="Normal"/>
-        <w:spacing w:before="0" w:after="0"/>
-        <w:rPr/>
-      </w:pPr>
-      <w:r>
-        <w:rPr/>
-      </w:r>
-    </w:p>
-    <w:p>
-      <w:pPr>
-        <w:pStyle w:val="Normal"/>
-        <w:spacing w:before="0" w:after="0"/>
-        <w:rPr/>
-      </w:pPr>
-      <w:r>
-        <w:rPr/>
+        <w:spacing w:after="0"/>
+      </w:pPr>
+    </w:p>
+    <w:p>
+      <w:pPr>
+        <w:spacing w:after="0"/>
+      </w:pPr>
+      <w:r>
         <w:t>Будет:</w:t>
       </w:r>
     </w:p>
     <w:p>
       <w:pPr>
-        <w:pStyle w:val="Normal"/>
-        <w:spacing w:before="0" w:after="0"/>
-        <w:rPr/>
-      </w:pPr>
-      <w:r>
-        <w:rPr/>
+        <w:spacing w:after="0"/>
+      </w:pPr>
+      <w:r>
         <w:t>11111111.11111111.11111111.11111000</w:t>
       </w:r>
     </w:p>
     <w:p>
       <w:pPr>
-        <w:pStyle w:val="Normal"/>
-        <w:spacing w:before="0" w:after="0"/>
-        <w:rPr/>
-      </w:pPr>
-      <w:r>
-        <w:rPr/>
+        <w:spacing w:after="0"/>
+      </w:pPr>
+      <w:r>
         <w:t>11000000.10101000.00000010.10001111</w:t>
       </w:r>
     </w:p>
     <w:p>
       <w:pPr>
-        <w:pStyle w:val="Normal"/>
-        <w:spacing w:before="0" w:after="0"/>
-        <w:rPr/>
-      </w:pPr>
-      <w:r>
-        <w:rPr/>
-      </w:r>
-    </w:p>
-    <w:p>
-      <w:pPr>
-        <w:pStyle w:val="Normal"/>
-        <w:spacing w:before="0" w:after="0"/>
-        <w:rPr/>
-      </w:pPr>
-      <w:r>
-        <w:rPr/>
-        <w:t xml:space="preserve">2. Выполнить операцию логического И побитово над маской и </w:t>
+        <w:spacing w:after="0"/>
+      </w:pPr>
+    </w:p>
+    <w:p>
+      <w:pPr>
+        <w:spacing w:after="0"/>
+      </w:pPr>
+      <w:r>
+        <w:t xml:space="preserve">2. Выполнить операцию логического И </w:t>
+      </w:r>
+      <w:proofErr w:type="spellStart"/>
+      <w:r>
+        <w:t>побитово</w:t>
+      </w:r>
+      <w:proofErr w:type="spellEnd"/>
+      <w:r>
+        <w:t xml:space="preserve"> над маской и </w:t>
       </w:r>
       <w:r>
         <w:rPr>
@@ -2213,35 +1763,26 @@
         <w:t>IP</w:t>
       </w:r>
       <w:r>
-        <w:rPr/>
         <w:t>-адресом – 1 будет только там, где 1 и 1.</w:t>
       </w:r>
     </w:p>
     <w:p>
       <w:pPr>
-        <w:pStyle w:val="Normal"/>
-        <w:spacing w:before="0" w:after="0"/>
-        <w:rPr/>
-      </w:pPr>
-      <w:r>
-        <w:rPr/>
-      </w:r>
-    </w:p>
-    <w:p>
-      <w:pPr>
-        <w:pStyle w:val="Normal"/>
-        <w:spacing w:before="0" w:after="0"/>
-        <w:rPr/>
-      </w:pPr>
-      <w:r>
-        <w:rPr/>
+        <w:spacing w:after="0"/>
+      </w:pPr>
+    </w:p>
+    <w:p>
+      <w:pPr>
+        <w:spacing w:after="0"/>
+      </w:pPr>
+      <w:r>
+        <w:lastRenderedPageBreak/>
         <w:t>11111111.11111111.11111111.11111000</w:t>
       </w:r>
     </w:p>
     <w:p>
       <w:pPr>
-        <w:pStyle w:val="Normal"/>
-        <w:spacing w:before="0" w:after="0"/>
+        <w:spacing w:after="0"/>
         <w:rPr>
           <w:u w:val="single"/>
         </w:rPr>
@@ -2255,72 +1796,49 @@
     </w:p>
     <w:p>
       <w:pPr>
-        <w:pStyle w:val="Normal"/>
-        <w:spacing w:before="0" w:after="0"/>
-        <w:rPr/>
-      </w:pPr>
-      <w:r>
-        <w:rPr/>
+        <w:spacing w:after="0"/>
+      </w:pPr>
+      <w:r>
         <w:t>11000000.10101000.00000010.10001000</w:t>
       </w:r>
     </w:p>
     <w:p>
       <w:pPr>
-        <w:pStyle w:val="Normal"/>
-        <w:spacing w:before="0" w:after="0"/>
-        <w:rPr/>
-      </w:pPr>
-      <w:r>
-        <w:rPr/>
-      </w:r>
-    </w:p>
-    <w:p>
-      <w:pPr>
-        <w:pStyle w:val="Normal"/>
-        <w:spacing w:before="0" w:after="0"/>
-        <w:rPr/>
-      </w:pPr>
-      <w:r>
-        <w:rPr/>
+        <w:spacing w:after="0"/>
+      </w:pPr>
+    </w:p>
+    <w:p>
+      <w:pPr>
+        <w:spacing w:after="0"/>
+      </w:pPr>
+      <w:r>
         <w:t>3. Теперь полученное значение вернём в десятичное представление:</w:t>
       </w:r>
     </w:p>
     <w:p>
       <w:pPr>
-        <w:pStyle w:val="Normal"/>
-        <w:spacing w:before="0" w:after="0"/>
-        <w:rPr/>
-      </w:pPr>
-      <w:r>
-        <w:rPr/>
+        <w:spacing w:after="0"/>
+      </w:pPr>
+      <w:r>
         <w:t>11000000.10101000.00000010.10001000</w:t>
       </w:r>
     </w:p>
     <w:p>
       <w:pPr>
-        <w:pStyle w:val="Normal"/>
-        <w:spacing w:before="0" w:after="0"/>
-        <w:rPr/>
-      </w:pPr>
-      <w:r>
-        <w:rPr/>
+        <w:spacing w:after="0"/>
+      </w:pPr>
+      <w:r>
         <w:t>192.168.2.136 – это и будет адрес сети.</w:t>
       </w:r>
     </w:p>
     <w:p>
       <w:pPr>
-        <w:pStyle w:val="Normal"/>
-        <w:spacing w:before="0" w:after="0"/>
-        <w:rPr/>
-      </w:pPr>
-      <w:r>
-        <w:rPr/>
-      </w:r>
-    </w:p>
-    <w:p>
-      <w:pPr>
-        <w:pStyle w:val="Normal"/>
-        <w:spacing w:before="0" w:after="0"/>
+        <w:spacing w:after="0"/>
+      </w:pPr>
+    </w:p>
+    <w:p>
+      <w:pPr>
+        <w:spacing w:after="0"/>
         <w:rPr>
           <w:b/>
           <w:bCs/>
@@ -2336,105 +1854,73 @@
     </w:p>
     <w:p>
       <w:pPr>
-        <w:pStyle w:val="Normal"/>
-        <w:spacing w:before="0" w:after="0"/>
-        <w:rPr/>
-      </w:pPr>
-      <w:r>
-        <w:rPr/>
+        <w:spacing w:after="0"/>
+      </w:pPr>
+      <w:r>
         <w:t>По маске сети мы знаем, что в сети 8 адресов.</w:t>
       </w:r>
     </w:p>
     <w:p>
       <w:pPr>
-        <w:pStyle w:val="Normal"/>
-        <w:spacing w:before="0" w:after="0"/>
-        <w:rPr/>
-      </w:pPr>
-      <w:r>
-        <w:rPr/>
+        <w:spacing w:after="0"/>
+      </w:pPr>
+      <w:r>
         <w:t>Мы также вычислили адрес сети - 192.168.2.136</w:t>
       </w:r>
     </w:p>
     <w:p>
       <w:pPr>
-        <w:pStyle w:val="Normal"/>
-        <w:spacing w:before="0" w:after="0"/>
-        <w:rPr/>
-      </w:pPr>
-      <w:r>
-        <w:rPr/>
+        <w:spacing w:after="0"/>
+      </w:pPr>
+      <w:r>
         <w:t>Если прибавим к адресу сети количество адресов сети, то получим адрес следующей сети.</w:t>
       </w:r>
     </w:p>
     <w:p>
       <w:pPr>
-        <w:pStyle w:val="Normal"/>
-        <w:spacing w:before="0" w:after="0"/>
-        <w:rPr/>
-      </w:pPr>
-      <w:r>
-        <w:rPr/>
+        <w:spacing w:after="0"/>
+      </w:pPr>
+      <w:r>
         <w:t>192.168.2.(136+8) = 192.168.2.144 – это адрес следующей сети.</w:t>
       </w:r>
     </w:p>
     <w:p>
       <w:pPr>
-        <w:pStyle w:val="Normal"/>
-        <w:spacing w:before="0" w:after="0"/>
-        <w:rPr/>
-      </w:pPr>
-      <w:r>
-        <w:rPr/>
+        <w:spacing w:after="0"/>
+      </w:pPr>
+      <w:r>
         <w:t>Если от полученного адреса отнимем единицу – это будет последний адрес в сети. И в итоге получаем диапазон:</w:t>
       </w:r>
     </w:p>
     <w:p>
       <w:pPr>
-        <w:pStyle w:val="Normal"/>
-        <w:spacing w:before="0" w:after="0"/>
-        <w:rPr/>
-      </w:pPr>
-      <w:r>
-        <w:rPr/>
+        <w:spacing w:after="0"/>
+      </w:pPr>
+      <w:r>
         <w:t>192.168.2.136 – 192.168.2.143</w:t>
       </w:r>
     </w:p>
     <w:p>
       <w:pPr>
-        <w:pStyle w:val="Normal"/>
-        <w:spacing w:before="0" w:after="0"/>
-        <w:rPr/>
-      </w:pPr>
-      <w:r>
-        <w:rPr/>
-      </w:r>
-    </w:p>
-    <w:p>
-      <w:pPr>
-        <w:pStyle w:val="Normal"/>
-        <w:spacing w:before="0" w:after="0"/>
-        <w:rPr/>
-      </w:pPr>
-      <w:r>
-        <w:rPr/>
+        <w:spacing w:after="0"/>
+      </w:pPr>
+    </w:p>
+    <w:p>
+      <w:pPr>
+        <w:spacing w:after="0"/>
+      </w:pPr>
+      <w:r>
         <w:t>Из них могут использоваться 137-142, т.к. 136 – зарезервирован под адрес сети, 143 – зарезервирован под широковещательный адрес.</w:t>
       </w:r>
     </w:p>
     <w:p>
       <w:pPr>
-        <w:pStyle w:val="Normal"/>
-        <w:spacing w:before="0" w:after="0"/>
-        <w:rPr/>
-      </w:pPr>
-      <w:r>
-        <w:rPr/>
-      </w:r>
-    </w:p>
-    <w:p>
-      <w:pPr>
-        <w:pStyle w:val="Normal"/>
-        <w:spacing w:before="0" w:after="0"/>
+        <w:spacing w:after="0"/>
+      </w:pPr>
+    </w:p>
+    <w:p>
+      <w:pPr>
+        <w:spacing w:after="0"/>
         <w:rPr>
           <w:b/>
           <w:bCs/>
@@ -2450,108 +1936,302 @@
     </w:p>
     <w:p>
       <w:pPr>
-        <w:pStyle w:val="Normal"/>
-        <w:spacing w:before="0" w:after="0"/>
-        <w:rPr/>
-      </w:pPr>
-      <w:r>
-        <w:rPr/>
+        <w:spacing w:after="0"/>
+      </w:pPr>
+      <w:r>
         <w:t>Есть у нас сеть, к примеру с маской не 29, а 24 - 192.168.2.0, и диапазон будет от 0 до 255 – зачем делить её на более мелкие подсети?</w:t>
       </w:r>
     </w:p>
     <w:p>
       <w:pPr>
-        <w:pStyle w:val="Normal"/>
-        <w:spacing w:before="0" w:after="0"/>
-        <w:rPr/>
-      </w:pPr>
-      <w:r>
-        <w:rPr/>
+        <w:spacing w:after="0"/>
+      </w:pPr>
+      <w:r>
         <w:t>Есть 2 преимущества:</w:t>
       </w:r>
     </w:p>
     <w:p>
       <w:pPr>
-        <w:pStyle w:val="Normal"/>
-        <w:spacing w:before="0" w:after="0"/>
-        <w:rPr/>
-      </w:pPr>
-      <w:r>
-        <w:rPr/>
+        <w:spacing w:after="0"/>
+      </w:pPr>
+      <w:r>
         <w:t xml:space="preserve">- сокращение широковещательных запросов. </w:t>
       </w:r>
+      <w:proofErr w:type="spellStart"/>
       <w:r>
         <w:rPr>
           <w:lang w:val="en-US"/>
         </w:rPr>
         <w:t>IPv</w:t>
       </w:r>
-      <w:r>
-        <w:rPr/>
+      <w:proofErr w:type="spellEnd"/>
+      <w:r>
         <w:t>4 работает по такому принципу, что когда сетевому устройству нужно опросить все сетевые устройства, оно в качестве адреса назначения указывает широковещательный адрес, и этот пакет получают все устройства. Когда большая сеть, то получается много флуда – это сказывается на производительности – сеть нагружена ненужными данными. И если сеть разделена на маленькие подсети – сокращается широковещательный трафик.</w:t>
       </w:r>
-    </w:p>
-    <w:p>
-      <w:pPr>
-        <w:pStyle w:val="Normal"/>
-        <w:spacing w:before="0" w:after="0"/>
-        <w:rPr/>
-      </w:pPr>
-      <w:r>
-        <w:rPr/>
+      <w:r>
+        <w:t xml:space="preserve"> В </w:t>
+      </w:r>
+      <w:proofErr w:type="spellStart"/>
+      <w:r>
+        <w:rPr>
+          <w:lang w:val="en-US"/>
+        </w:rPr>
+        <w:t>IPv</w:t>
+      </w:r>
+      <w:proofErr w:type="spellEnd"/>
+      <w:r>
+        <w:t>6 эта проблема решена.</w:t>
+      </w:r>
+    </w:p>
+    <w:p>
+      <w:pPr>
+        <w:spacing w:after="0"/>
+      </w:pPr>
+      <w:r>
         <w:t xml:space="preserve">- настройка безопасности. Так может быть поражён только один сегмент сети вместо всей. </w:t>
       </w:r>
     </w:p>
     <w:p>
       <w:pPr>
-        <w:pStyle w:val="Normal"/>
-        <w:spacing w:before="0" w:after="0"/>
-        <w:rPr/>
-      </w:pPr>
-      <w:r>
-        <w:rPr/>
+        <w:spacing w:after="0"/>
+      </w:pPr>
+      <w:r>
         <w:t>Но при разделении сети на подсети требует расходов – маршрутизатора – без него не будет связи подсетей друг с другом.</w:t>
       </w:r>
     </w:p>
     <w:p>
       <w:pPr>
-        <w:pStyle w:val="Normal"/>
-        <w:spacing w:before="0" w:after="0"/>
-        <w:rPr/>
-      </w:pPr>
-      <w:r>
-        <w:rPr/>
-      </w:r>
-    </w:p>
-    <w:p>
-      <w:pPr>
-        <w:pStyle w:val="Normal"/>
-        <w:spacing w:before="0" w:after="0"/>
-        <w:rPr/>
-      </w:pPr>
-      <w:r>
-        <w:rPr/>
-      </w:r>
-    </w:p>
+        <w:spacing w:after="0"/>
+      </w:pPr>
+    </w:p>
+    <w:p>
+      <w:pPr>
+        <w:spacing w:after="0"/>
+        <w:rPr>
+          <w:b/>
+          <w:bCs/>
+        </w:rPr>
+      </w:pPr>
+      <w:r>
+        <w:rPr>
+          <w:b/>
+          <w:bCs/>
+        </w:rPr>
+        <w:t>Как перевести маску сети из префиксной в десятичную?</w:t>
+      </w:r>
+    </w:p>
+    <w:p>
+      <w:pPr>
+        <w:spacing w:after="0"/>
+      </w:pPr>
+    </w:p>
+    <w:p>
+      <w:pPr>
+        <w:spacing w:after="0"/>
+      </w:pPr>
+      <w:r>
+        <w:t xml:space="preserve">Есть маска 192.168.2.143 </w:t>
+      </w:r>
+      <w:r>
+        <w:rPr>
+          <w:lang w:val="en-US"/>
+        </w:rPr>
+        <w:t>/29</w:t>
+      </w:r>
+      <w:r>
+        <w:t>.</w:t>
+      </w:r>
+    </w:p>
+    <w:p>
+      <w:pPr>
+        <w:spacing w:after="0"/>
+      </w:pPr>
+    </w:p>
+    <w:p>
+      <w:pPr>
+        <w:spacing w:after="0"/>
+      </w:pPr>
+      <w:r>
+        <w:t>Вообще в одном октете может быть всего 256 значений – от 0 до 255.</w:t>
+      </w:r>
+    </w:p>
+    <w:p>
+      <w:pPr>
+        <w:spacing w:after="0"/>
+      </w:pPr>
+      <w:r>
+        <w:t>3 бита</w:t>
+      </w:r>
+      <w:r>
+        <w:t xml:space="preserve"> - 2</w:t>
+      </w:r>
+      <w:r>
+        <w:rPr>
+          <w:vertAlign w:val="superscript"/>
+        </w:rPr>
+        <w:t>3</w:t>
+      </w:r>
+      <w:r>
+        <w:rPr>
+          <w:vertAlign w:val="superscript"/>
+        </w:rPr>
+        <w:t xml:space="preserve"> </w:t>
+      </w:r>
+      <w:r>
+        <w:t>– 8 –Нужно от 256 отнять 8 и получим 248.</w:t>
+      </w:r>
+    </w:p>
+    <w:p>
+      <w:pPr>
+        <w:spacing w:after="0"/>
+      </w:pPr>
+    </w:p>
+    <w:p>
+      <w:pPr>
+        <w:spacing w:after="0"/>
+      </w:pPr>
+      <w:r>
+        <w:t xml:space="preserve">Есть маска 192.168.2.143 </w:t>
+      </w:r>
+      <w:r>
+        <w:rPr>
+          <w:lang w:val="en-US"/>
+        </w:rPr>
+        <w:t>/2</w:t>
+      </w:r>
+      <w:r>
+        <w:t>8.</w:t>
+      </w:r>
+    </w:p>
+    <w:p>
+      <w:pPr>
+        <w:rPr>
+          <w:vertAlign w:val="superscript"/>
+        </w:rPr>
+      </w:pPr>
+    </w:p>
+    <w:p>
+      <w:r>
+        <w:lastRenderedPageBreak/>
+        <w:t>28 – это четвертый октет – это 4 бита (32-28=4) - 2</w:t>
+      </w:r>
+      <w:r>
+        <w:rPr>
+          <w:vertAlign w:val="superscript"/>
+        </w:rPr>
+        <w:t>4</w:t>
+      </w:r>
+      <w:r>
+        <w:rPr>
+          <w:vertAlign w:val="superscript"/>
+        </w:rPr>
+        <w:t xml:space="preserve"> </w:t>
+      </w:r>
+      <w:r>
+        <w:t>= 16</w:t>
+      </w:r>
+    </w:p>
+    <w:p>
+      <w:r>
+        <w:t>256 – 16 = 240. Значит маска будет:</w:t>
+      </w:r>
+    </w:p>
+    <w:p>
+      <w:r>
+        <w:t>255.255.255.240</w:t>
+      </w:r>
+    </w:p>
+    <w:p/>
+    <w:p>
+      <w:pPr>
+        <w:spacing w:after="0"/>
+      </w:pPr>
+      <w:r>
+        <w:t xml:space="preserve">Есть маска 192.168.2.143 </w:t>
+      </w:r>
+      <w:r>
+        <w:rPr>
+          <w:lang w:val="en-US"/>
+        </w:rPr>
+        <w:t>/2</w:t>
+      </w:r>
+      <w:r>
+        <w:t>6</w:t>
+      </w:r>
+      <w:r>
+        <w:t>.</w:t>
+      </w:r>
+    </w:p>
+    <w:p>
+      <w:pPr>
+        <w:spacing w:after="0"/>
+      </w:pPr>
+    </w:p>
+    <w:p>
+      <w:pPr>
+        <w:spacing w:after="0"/>
+      </w:pPr>
+      <w:r>
+        <w:t>32-26 = 6.</w:t>
+      </w:r>
+    </w:p>
+    <w:p>
+      <w:pPr>
+        <w:spacing w:after="0"/>
+      </w:pPr>
+      <w:r>
+        <w:t>2</w:t>
+      </w:r>
+      <w:r>
+        <w:rPr>
+          <w:vertAlign w:val="superscript"/>
+        </w:rPr>
+        <w:t>6</w:t>
+      </w:r>
+      <w:r>
+        <w:rPr>
+          <w:vertAlign w:val="superscript"/>
+        </w:rPr>
+        <w:t xml:space="preserve"> </w:t>
+      </w:r>
+      <w:r>
+        <w:t>= 64</w:t>
+      </w:r>
+    </w:p>
+    <w:p>
+      <w:r>
+        <w:t xml:space="preserve">256 – 64 = 192. </w:t>
+      </w:r>
+      <w:r>
+        <w:t>Значит маска будет:</w:t>
+      </w:r>
+    </w:p>
+    <w:p>
+      <w:r>
+        <w:t>255.255.255.</w:t>
+      </w:r>
+      <w:r>
+        <w:t>192</w:t>
+      </w:r>
+    </w:p>
+    <w:p/>
     <w:sectPr>
-      <w:type w:val="nextPage"/>
       <w:pgSz w:w="11906" w:h="16838"/>
-      <w:pgMar w:left="567" w:right="707" w:gutter="0" w:header="0" w:top="426" w:footer="0" w:bottom="1134"/>
-      <w:pgNumType w:fmt="decimal"/>
-      <w:formProt w:val="false"/>
-      <w:textDirection w:val="lrTb"/>
-      <w:docGrid w:type="default" w:linePitch="360" w:charSpace="0"/>
+      <w:pgMar w:top="426" w:right="707" w:bottom="1134" w:left="567" w:header="0" w:footer="0" w:gutter="0"/>
+      <w:cols w:space="720"/>
+      <w:formProt w:val="0"/>
+      <w:docGrid w:linePitch="360"/>
     </w:sectPr>
   </w:body>
 </w:document>
 </file>
 
 <file path=word/styles.xml><?xml version="1.0" encoding="utf-8"?>
-<w:styles xmlns:w="http://schemas.openxmlformats.org/wordprocessingml/2006/main" xmlns:w14="http://schemas.microsoft.com/office/word/2010/wordml" xmlns:mc="http://schemas.openxmlformats.org/markup-compatibility/2006" mc:Ignorable="w14">
+<w:styles xmlns:mc="http://schemas.openxmlformats.org/markup-compatibility/2006" xmlns:r="http://schemas.openxmlformats.org/officeDocument/2006/relationships" xmlns:w="http://schemas.openxmlformats.org/wordprocessingml/2006/main" xmlns:w14="http://schemas.microsoft.com/office/word/2010/wordml" xmlns:w15="http://schemas.microsoft.com/office/word/2012/wordml" xmlns:w16cex="http://schemas.microsoft.com/office/word/2018/wordml/cex" xmlns:w16cid="http://schemas.microsoft.com/office/word/2016/wordml/cid" xmlns:w16="http://schemas.microsoft.com/office/word/2018/wordml" xmlns:w16du="http://schemas.microsoft.com/office/word/2023/wordml/word16du" xmlns:w16sdtdh="http://schemas.microsoft.com/office/word/2020/wordml/sdtdatahash" xmlns:w16sdtfl="http://schemas.microsoft.com/office/word/2024/wordml/sdtformatlock" xmlns:w16se="http://schemas.microsoft.com/office/word/2015/wordml/symex" mc:Ignorable="w14 w15 w16se w16cid w16 w16cex w16sdtdh w16sdtfl w16du">
   <w:docDefaults>
     <w:rPrDefault>
       <w:rPr>
-        <w:rFonts w:ascii="Aptos" w:hAnsi="Aptos" w:eastAsia="Aptos" w:cs="" w:asciiTheme="minorHAnsi" w:cstheme="minorBidi" w:eastAsiaTheme="minorHAnsi" w:hAnsiTheme="minorHAnsi"/>
+        <w:rFonts w:asciiTheme="minorHAnsi" w:eastAsiaTheme="minorHAnsi" w:hAnsiTheme="minorHAnsi" w:cstheme="minorBidi"/>
         <w:sz w:val="22"/>
         <w:szCs w:val="22"/>
         <w:lang w:val="ru-RU" w:eastAsia="en-US" w:bidi="ar-SA"/>
@@ -2559,21 +2239,21 @@
     </w:rPrDefault>
     <w:pPrDefault>
       <w:pPr>
-        <w:suppressAutoHyphens w:val="true"/>
+        <w:suppressAutoHyphens/>
       </w:pPr>
     </w:pPrDefault>
   </w:docDefaults>
   <w:latentStyles w:defLockedState="0" w:defUIPriority="99" w:defSemiHidden="0" w:defUnhideWhenUsed="0" w:defQFormat="0" w:count="376">
     <w:lsdException w:name="Normal" w:uiPriority="0" w:qFormat="1"/>
     <w:lsdException w:name="heading 1" w:uiPriority="9" w:qFormat="1"/>
-    <w:lsdException w:name="heading 2" w:uiPriority="9" w:semiHidden="1" w:unhideWhenUsed="1" w:qFormat="1"/>
-    <w:lsdException w:name="heading 3" w:uiPriority="9" w:semiHidden="1" w:unhideWhenUsed="1" w:qFormat="1"/>
-    <w:lsdException w:name="heading 4" w:uiPriority="9" w:semiHidden="1" w:unhideWhenUsed="1" w:qFormat="1"/>
-    <w:lsdException w:name="heading 5" w:uiPriority="9" w:semiHidden="1" w:unhideWhenUsed="1" w:qFormat="1"/>
-    <w:lsdException w:name="heading 6" w:uiPriority="9" w:semiHidden="1" w:unhideWhenUsed="1" w:qFormat="1"/>
-    <w:lsdException w:name="heading 7" w:uiPriority="9" w:semiHidden="1" w:unhideWhenUsed="1" w:qFormat="1"/>
-    <w:lsdException w:name="heading 8" w:uiPriority="9" w:semiHidden="1" w:unhideWhenUsed="1" w:qFormat="1"/>
-    <w:lsdException w:name="heading 9" w:uiPriority="9" w:semiHidden="1" w:unhideWhenUsed="1" w:qFormat="1"/>
+    <w:lsdException w:name="heading 2" w:semiHidden="1" w:uiPriority="9" w:unhideWhenUsed="1" w:qFormat="1"/>
+    <w:lsdException w:name="heading 3" w:semiHidden="1" w:uiPriority="9" w:unhideWhenUsed="1" w:qFormat="1"/>
+    <w:lsdException w:name="heading 4" w:semiHidden="1" w:uiPriority="9" w:unhideWhenUsed="1" w:qFormat="1"/>
+    <w:lsdException w:name="heading 5" w:semiHidden="1" w:uiPriority="9" w:unhideWhenUsed="1" w:qFormat="1"/>
+    <w:lsdException w:name="heading 6" w:semiHidden="1" w:uiPriority="9" w:unhideWhenUsed="1" w:qFormat="1"/>
+    <w:lsdException w:name="heading 7" w:semiHidden="1" w:uiPriority="9" w:unhideWhenUsed="1" w:qFormat="1"/>
+    <w:lsdException w:name="heading 8" w:semiHidden="1" w:uiPriority="9" w:unhideWhenUsed="1" w:qFormat="1"/>
+    <w:lsdException w:name="heading 9" w:semiHidden="1" w:uiPriority="9" w:unhideWhenUsed="1" w:qFormat="1"/>
     <w:lsdException w:name="index 1" w:semiHidden="1" w:unhideWhenUsed="1"/>
     <w:lsdException w:name="index 2" w:semiHidden="1" w:unhideWhenUsed="1"/>
     <w:lsdException w:name="index 3" w:semiHidden="1" w:unhideWhenUsed="1"/>
@@ -2583,22 +2263,22 @@
     <w:lsdException w:name="index 7" w:semiHidden="1" w:unhideWhenUsed="1"/>
     <w:lsdException w:name="index 8" w:semiHidden="1" w:unhideWhenUsed="1"/>
     <w:lsdException w:name="index 9" w:semiHidden="1" w:unhideWhenUsed="1"/>
-    <w:lsdException w:name="toc 1" w:uiPriority="39" w:semiHidden="1" w:unhideWhenUsed="1"/>
-    <w:lsdException w:name="toc 2" w:uiPriority="39" w:semiHidden="1" w:unhideWhenUsed="1"/>
-    <w:lsdException w:name="toc 3" w:uiPriority="39" w:semiHidden="1" w:unhideWhenUsed="1"/>
-    <w:lsdException w:name="toc 4" w:uiPriority="39" w:semiHidden="1" w:unhideWhenUsed="1"/>
-    <w:lsdException w:name="toc 5" w:uiPriority="39" w:semiHidden="1" w:unhideWhenUsed="1"/>
-    <w:lsdException w:name="toc 6" w:uiPriority="39" w:semiHidden="1" w:unhideWhenUsed="1"/>
-    <w:lsdException w:name="toc 7" w:uiPriority="39" w:semiHidden="1" w:unhideWhenUsed="1"/>
-    <w:lsdException w:name="toc 8" w:uiPriority="39" w:semiHidden="1" w:unhideWhenUsed="1"/>
-    <w:lsdException w:name="toc 9" w:uiPriority="39" w:semiHidden="1" w:unhideWhenUsed="1"/>
+    <w:lsdException w:name="toc 1" w:semiHidden="1" w:uiPriority="39" w:unhideWhenUsed="1"/>
+    <w:lsdException w:name="toc 2" w:semiHidden="1" w:uiPriority="39" w:unhideWhenUsed="1"/>
+    <w:lsdException w:name="toc 3" w:semiHidden="1" w:uiPriority="39" w:unhideWhenUsed="1"/>
+    <w:lsdException w:name="toc 4" w:semiHidden="1" w:uiPriority="39" w:unhideWhenUsed="1"/>
+    <w:lsdException w:name="toc 5" w:semiHidden="1" w:uiPriority="39" w:unhideWhenUsed="1"/>
+    <w:lsdException w:name="toc 6" w:semiHidden="1" w:uiPriority="39" w:unhideWhenUsed="1"/>
+    <w:lsdException w:name="toc 7" w:semiHidden="1" w:uiPriority="39" w:unhideWhenUsed="1"/>
+    <w:lsdException w:name="toc 8" w:semiHidden="1" w:uiPriority="39" w:unhideWhenUsed="1"/>
+    <w:lsdException w:name="toc 9" w:semiHidden="1" w:uiPriority="39" w:unhideWhenUsed="1"/>
     <w:lsdException w:name="Normal Indent" w:semiHidden="1" w:unhideWhenUsed="1"/>
     <w:lsdException w:name="footnote text" w:semiHidden="1" w:unhideWhenUsed="1"/>
     <w:lsdException w:name="annotation text" w:semiHidden="1" w:unhideWhenUsed="1"/>
     <w:lsdException w:name="header" w:semiHidden="1" w:unhideWhenUsed="1"/>
     <w:lsdException w:name="footer" w:semiHidden="1" w:unhideWhenUsed="1"/>
     <w:lsdException w:name="index heading" w:semiHidden="1" w:unhideWhenUsed="1"/>
-    <w:lsdException w:name="caption" w:uiPriority="35" w:semiHidden="1" w:unhideWhenUsed="1" w:qFormat="1"/>
+    <w:lsdException w:name="caption" w:semiHidden="1" w:uiPriority="35" w:unhideWhenUsed="1" w:qFormat="1"/>
     <w:lsdException w:name="table of figures" w:semiHidden="1" w:unhideWhenUsed="1"/>
     <w:lsdException w:name="envelope address" w:semiHidden="1" w:unhideWhenUsed="1"/>
     <w:lsdException w:name="envelope return" w:semiHidden="1" w:unhideWhenUsed="1"/>
@@ -2629,7 +2309,7 @@
     <w:lsdException w:name="Title" w:uiPriority="10" w:qFormat="1"/>
     <w:lsdException w:name="Closing" w:semiHidden="1" w:unhideWhenUsed="1"/>
     <w:lsdException w:name="Signature" w:semiHidden="1" w:unhideWhenUsed="1"/>
-    <w:lsdException w:name="Default Paragraph Font" w:uiPriority="1" w:semiHidden="1" w:unhideWhenUsed="1"/>
+    <w:lsdException w:name="Default Paragraph Font" w:semiHidden="1" w:uiPriority="1" w:unhideWhenUsed="1"/>
     <w:lsdException w:name="Body Text" w:semiHidden="1" w:unhideWhenUsed="1"/>
     <w:lsdException w:name="Body Text Indent" w:semiHidden="1" w:unhideWhenUsed="1"/>
     <w:lsdException w:name="List Continue" w:semiHidden="1" w:unhideWhenUsed="1"/>
@@ -2829,8 +2509,8 @@
     <w:lsdException w:name="Subtle Reference" w:uiPriority="31" w:qFormat="1"/>
     <w:lsdException w:name="Intense Reference" w:uiPriority="32" w:qFormat="1"/>
     <w:lsdException w:name="Book Title" w:uiPriority="33" w:qFormat="1"/>
-    <w:lsdException w:name="Bibliography" w:uiPriority="37" w:semiHidden="1" w:unhideWhenUsed="1"/>
-    <w:lsdException w:name="TOC Heading" w:uiPriority="39" w:semiHidden="1" w:unhideWhenUsed="1" w:qFormat="1"/>
+    <w:lsdException w:name="Bibliography" w:semiHidden="1" w:uiPriority="37" w:unhideWhenUsed="1"/>
+    <w:lsdException w:name="TOC Heading" w:semiHidden="1" w:uiPriority="39" w:unhideWhenUsed="1" w:qFormat="1"/>
     <w:lsdException w:name="Plain Table 1" w:uiPriority="41"/>
     <w:lsdException w:name="Plain Table 2" w:uiPriority="42"/>
     <w:lsdException w:name="Plain Table 3" w:uiPriority="43"/>
@@ -2941,474 +2621,500 @@
     <w:lsdException w:name="Unresolved Mention" w:semiHidden="1" w:unhideWhenUsed="1"/>
     <w:lsdException w:name="Smart Link" w:semiHidden="1" w:unhideWhenUsed="1"/>
   </w:latentStyles>
-  <w:style w:type="paragraph" w:styleId="Normal" w:default="1">
+  <w:style w:type="paragraph" w:default="1" w:styleId="a">
     <w:name w:val="Normal"/>
     <w:qFormat/>
-    <w:rsid w:val="00b2378c"/>
+    <w:rsid w:val="00C446F0"/>
     <w:pPr>
-      <w:widowControl/>
-      <w:bidi w:val="0"/>
-      <w:spacing w:lineRule="auto" w:line="240" w:before="0" w:after="160"/>
-      <w:jc w:val="left"/>
+      <w:spacing w:after="160"/>
     </w:pPr>
     <w:rPr>
-      <w:rFonts w:ascii="Times New Roman" w:hAnsi="Times New Roman" w:eastAsia="Aptos" w:cs="" w:cstheme="minorBidi" w:eastAsiaTheme="minorHAnsi"/>
-      <w:color w:val="auto"/>
-      <w:kern w:val="0"/>
+      <w:rFonts w:ascii="Times New Roman" w:hAnsi="Times New Roman"/>
       <w:sz w:val="28"/>
-      <w:szCs w:val="22"/>
-      <w:lang w:val="ru-RU" w:eastAsia="en-US" w:bidi="ar-SA"/>
     </w:rPr>
   </w:style>
-  <w:style w:type="paragraph" w:styleId="Heading1">
-    <w:name w:val="Heading 1"/>
-    <w:basedOn w:val="Normal"/>
-    <w:next w:val="Normal"/>
-    <w:link w:val="1"/>
+  <w:style w:type="paragraph" w:styleId="1">
+    <w:name w:val="heading 1"/>
+    <w:basedOn w:val="a"/>
+    <w:next w:val="a"/>
+    <w:link w:val="10"/>
     <w:uiPriority w:val="9"/>
     <w:qFormat/>
-    <w:rsid w:val="007b3b8c"/>
+    <w:rsid w:val="007B3B8C"/>
     <w:pPr>
-      <w:keepNext w:val="true"/>
+      <w:keepNext/>
       <w:keepLines/>
       <w:spacing w:before="360" w:after="80"/>
       <w:outlineLvl w:val="0"/>
     </w:pPr>
     <w:rPr>
-      <w:rFonts w:ascii="Aptos Display" w:hAnsi="Aptos Display" w:eastAsia="" w:cs="" w:asciiTheme="majorHAnsi" w:cstheme="majorBidi" w:eastAsiaTheme="majorEastAsia" w:hAnsiTheme="majorHAnsi"/>
-      <w:color w:themeColor="accent1" w:themeShade="bf" w:val="2E74B5"/>
+      <w:rFonts w:asciiTheme="majorHAnsi" w:eastAsiaTheme="majorEastAsia" w:hAnsiTheme="majorHAnsi" w:cstheme="majorBidi"/>
+      <w:color w:val="2E74B5" w:themeColor="accent1" w:themeShade="BF"/>
       <w:sz w:val="40"/>
       <w:szCs w:val="40"/>
     </w:rPr>
   </w:style>
-  <w:style w:type="paragraph" w:styleId="Heading2">
-    <w:name w:val="Heading 2"/>
-    <w:basedOn w:val="Normal"/>
-    <w:next w:val="Normal"/>
-    <w:link w:val="2"/>
+  <w:style w:type="paragraph" w:styleId="2">
+    <w:name w:val="heading 2"/>
+    <w:basedOn w:val="a"/>
+    <w:next w:val="a"/>
+    <w:link w:val="20"/>
     <w:uiPriority w:val="9"/>
     <w:semiHidden/>
     <w:unhideWhenUsed/>
     <w:qFormat/>
-    <w:rsid w:val="007b3b8c"/>
+    <w:rsid w:val="007B3B8C"/>
     <w:pPr>
-      <w:keepNext w:val="true"/>
+      <w:keepNext/>
       <w:keepLines/>
       <w:spacing w:before="160" w:after="80"/>
       <w:outlineLvl w:val="1"/>
     </w:pPr>
     <w:rPr>
-      <w:rFonts w:ascii="Aptos Display" w:hAnsi="Aptos Display" w:eastAsia="" w:cs="" w:asciiTheme="majorHAnsi" w:cstheme="majorBidi" w:eastAsiaTheme="majorEastAsia" w:hAnsiTheme="majorHAnsi"/>
-      <w:color w:themeColor="accent1" w:themeShade="bf" w:val="2E74B5"/>
+      <w:rFonts w:asciiTheme="majorHAnsi" w:eastAsiaTheme="majorEastAsia" w:hAnsiTheme="majorHAnsi" w:cstheme="majorBidi"/>
+      <w:color w:val="2E74B5" w:themeColor="accent1" w:themeShade="BF"/>
       <w:sz w:val="32"/>
       <w:szCs w:val="32"/>
     </w:rPr>
   </w:style>
-  <w:style w:type="paragraph" w:styleId="Heading3">
-    <w:name w:val="Heading 3"/>
-    <w:basedOn w:val="Normal"/>
-    <w:next w:val="Normal"/>
-    <w:link w:val="3"/>
+  <w:style w:type="paragraph" w:styleId="3">
+    <w:name w:val="heading 3"/>
+    <w:basedOn w:val="a"/>
+    <w:next w:val="a"/>
+    <w:link w:val="30"/>
     <w:uiPriority w:val="9"/>
     <w:semiHidden/>
     <w:unhideWhenUsed/>
     <w:qFormat/>
-    <w:rsid w:val="007b3b8c"/>
+    <w:rsid w:val="007B3B8C"/>
     <w:pPr>
-      <w:keepNext w:val="true"/>
+      <w:keepNext/>
       <w:keepLines/>
       <w:spacing w:before="160" w:after="80"/>
       <w:outlineLvl w:val="2"/>
     </w:pPr>
     <w:rPr>
-      <w:rFonts w:ascii="Aptos" w:hAnsi="Aptos" w:eastAsia="" w:cs="" w:asciiTheme="minorHAnsi" w:cstheme="majorBidi" w:eastAsiaTheme="majorEastAsia" w:hAnsiTheme="minorHAnsi"/>
-      <w:color w:themeColor="accent1" w:themeShade="bf" w:val="2E74B5"/>
+      <w:rFonts w:asciiTheme="minorHAnsi" w:eastAsiaTheme="majorEastAsia" w:hAnsiTheme="minorHAnsi" w:cstheme="majorBidi"/>
+      <w:color w:val="2E74B5" w:themeColor="accent1" w:themeShade="BF"/>
       <w:szCs w:val="28"/>
     </w:rPr>
   </w:style>
-  <w:style w:type="paragraph" w:styleId="Heading4">
-    <w:name w:val="Heading 4"/>
-    <w:basedOn w:val="Normal"/>
-    <w:next w:val="Normal"/>
-    <w:link w:val="4"/>
+  <w:style w:type="paragraph" w:styleId="4">
+    <w:name w:val="heading 4"/>
+    <w:basedOn w:val="a"/>
+    <w:next w:val="a"/>
+    <w:link w:val="40"/>
     <w:uiPriority w:val="9"/>
     <w:semiHidden/>
     <w:unhideWhenUsed/>
     <w:qFormat/>
-    <w:rsid w:val="007b3b8c"/>
+    <w:rsid w:val="007B3B8C"/>
     <w:pPr>
-      <w:keepNext w:val="true"/>
+      <w:keepNext/>
       <w:keepLines/>
       <w:spacing w:before="80" w:after="40"/>
       <w:outlineLvl w:val="3"/>
     </w:pPr>
     <w:rPr>
-      <w:rFonts w:ascii="Aptos" w:hAnsi="Aptos" w:eastAsia="" w:cs="" w:asciiTheme="minorHAnsi" w:cstheme="majorBidi" w:eastAsiaTheme="majorEastAsia" w:hAnsiTheme="minorHAnsi"/>
+      <w:rFonts w:asciiTheme="minorHAnsi" w:eastAsiaTheme="majorEastAsia" w:hAnsiTheme="minorHAnsi" w:cstheme="majorBidi"/>
       <w:i/>
       <w:iCs/>
-      <w:color w:themeColor="accent1" w:themeShade="bf" w:val="2E74B5"/>
+      <w:color w:val="2E74B5" w:themeColor="accent1" w:themeShade="BF"/>
     </w:rPr>
   </w:style>
-  <w:style w:type="paragraph" w:styleId="Heading5">
-    <w:name w:val="Heading 5"/>
-    <w:basedOn w:val="Normal"/>
-    <w:next w:val="Normal"/>
-    <w:link w:val="5"/>
+  <w:style w:type="paragraph" w:styleId="5">
+    <w:name w:val="heading 5"/>
+    <w:basedOn w:val="a"/>
+    <w:next w:val="a"/>
+    <w:link w:val="50"/>
     <w:uiPriority w:val="9"/>
     <w:semiHidden/>
     <w:unhideWhenUsed/>
     <w:qFormat/>
-    <w:rsid w:val="007b3b8c"/>
+    <w:rsid w:val="007B3B8C"/>
     <w:pPr>
-      <w:keepNext w:val="true"/>
+      <w:keepNext/>
       <w:keepLines/>
       <w:spacing w:before="80" w:after="40"/>
       <w:outlineLvl w:val="4"/>
     </w:pPr>
     <w:rPr>
-      <w:rFonts w:ascii="Aptos" w:hAnsi="Aptos" w:eastAsia="" w:cs="" w:asciiTheme="minorHAnsi" w:cstheme="majorBidi" w:eastAsiaTheme="majorEastAsia" w:hAnsiTheme="minorHAnsi"/>
-      <w:color w:themeColor="accent1" w:themeShade="bf" w:val="2E74B5"/>
+      <w:rFonts w:asciiTheme="minorHAnsi" w:eastAsiaTheme="majorEastAsia" w:hAnsiTheme="minorHAnsi" w:cstheme="majorBidi"/>
+      <w:color w:val="2E74B5" w:themeColor="accent1" w:themeShade="BF"/>
     </w:rPr>
   </w:style>
-  <w:style w:type="paragraph" w:styleId="Heading6">
-    <w:name w:val="Heading 6"/>
-    <w:basedOn w:val="Normal"/>
-    <w:next w:val="Normal"/>
-    <w:link w:val="6"/>
+  <w:style w:type="paragraph" w:styleId="6">
+    <w:name w:val="heading 6"/>
+    <w:basedOn w:val="a"/>
+    <w:next w:val="a"/>
+    <w:link w:val="60"/>
     <w:uiPriority w:val="9"/>
     <w:semiHidden/>
     <w:unhideWhenUsed/>
     <w:qFormat/>
-    <w:rsid w:val="007b3b8c"/>
+    <w:rsid w:val="007B3B8C"/>
     <w:pPr>
-      <w:keepNext w:val="true"/>
+      <w:keepNext/>
       <w:keepLines/>
       <w:spacing w:before="40" w:after="0"/>
       <w:outlineLvl w:val="5"/>
     </w:pPr>
     <w:rPr>
-      <w:rFonts w:ascii="Aptos" w:hAnsi="Aptos" w:eastAsia="" w:cs="" w:asciiTheme="minorHAnsi" w:cstheme="majorBidi" w:eastAsiaTheme="majorEastAsia" w:hAnsiTheme="minorHAnsi"/>
+      <w:rFonts w:asciiTheme="minorHAnsi" w:eastAsiaTheme="majorEastAsia" w:hAnsiTheme="minorHAnsi" w:cstheme="majorBidi"/>
       <w:i/>
       <w:iCs/>
-      <w:color w:themeColor="text1" w:themeTint="a6" w:val="595959"/>
+      <w:color w:val="595959" w:themeColor="text1" w:themeTint="A6"/>
     </w:rPr>
   </w:style>
-  <w:style w:type="paragraph" w:styleId="Heading7">
-    <w:name w:val="Heading 7"/>
-    <w:basedOn w:val="Normal"/>
-    <w:next w:val="Normal"/>
-    <w:link w:val="7"/>
+  <w:style w:type="paragraph" w:styleId="7">
+    <w:name w:val="heading 7"/>
+    <w:basedOn w:val="a"/>
+    <w:next w:val="a"/>
+    <w:link w:val="70"/>
     <w:uiPriority w:val="9"/>
     <w:semiHidden/>
     <w:unhideWhenUsed/>
     <w:qFormat/>
-    <w:rsid w:val="007b3b8c"/>
+    <w:rsid w:val="007B3B8C"/>
     <w:pPr>
-      <w:keepNext w:val="true"/>
+      <w:keepNext/>
       <w:keepLines/>
       <w:spacing w:before="40" w:after="0"/>
       <w:outlineLvl w:val="6"/>
     </w:pPr>
     <w:rPr>
-      <w:rFonts w:ascii="Aptos" w:hAnsi="Aptos" w:eastAsia="" w:cs="" w:asciiTheme="minorHAnsi" w:cstheme="majorBidi" w:eastAsiaTheme="majorEastAsia" w:hAnsiTheme="minorHAnsi"/>
-      <w:color w:themeColor="text1" w:themeTint="a6" w:val="595959"/>
+      <w:rFonts w:asciiTheme="minorHAnsi" w:eastAsiaTheme="majorEastAsia" w:hAnsiTheme="minorHAnsi" w:cstheme="majorBidi"/>
+      <w:color w:val="595959" w:themeColor="text1" w:themeTint="A6"/>
     </w:rPr>
   </w:style>
-  <w:style w:type="paragraph" w:styleId="Heading8">
-    <w:name w:val="Heading 8"/>
-    <w:basedOn w:val="Normal"/>
-    <w:next w:val="Normal"/>
-    <w:link w:val="8"/>
+  <w:style w:type="paragraph" w:styleId="8">
+    <w:name w:val="heading 8"/>
+    <w:basedOn w:val="a"/>
+    <w:next w:val="a"/>
+    <w:link w:val="80"/>
     <w:uiPriority w:val="9"/>
     <w:semiHidden/>
     <w:unhideWhenUsed/>
     <w:qFormat/>
-    <w:rsid w:val="007b3b8c"/>
+    <w:rsid w:val="007B3B8C"/>
     <w:pPr>
-      <w:keepNext w:val="true"/>
+      <w:keepNext/>
       <w:keepLines/>
-      <w:spacing w:before="0" w:after="0"/>
+      <w:spacing w:after="0"/>
       <w:outlineLvl w:val="7"/>
     </w:pPr>
     <w:rPr>
-      <w:rFonts w:ascii="Aptos" w:hAnsi="Aptos" w:eastAsia="" w:cs="" w:asciiTheme="minorHAnsi" w:cstheme="majorBidi" w:eastAsiaTheme="majorEastAsia" w:hAnsiTheme="minorHAnsi"/>
+      <w:rFonts w:asciiTheme="minorHAnsi" w:eastAsiaTheme="majorEastAsia" w:hAnsiTheme="minorHAnsi" w:cstheme="majorBidi"/>
       <w:i/>
       <w:iCs/>
-      <w:color w:themeColor="text1" w:themeTint="d8" w:val="272727"/>
+      <w:color w:val="272727" w:themeColor="text1" w:themeTint="D8"/>
     </w:rPr>
   </w:style>
-  <w:style w:type="paragraph" w:styleId="Heading9">
-    <w:name w:val="Heading 9"/>
-    <w:basedOn w:val="Normal"/>
-    <w:next w:val="Normal"/>
-    <w:link w:val="9"/>
+  <w:style w:type="paragraph" w:styleId="9">
+    <w:name w:val="heading 9"/>
+    <w:basedOn w:val="a"/>
+    <w:next w:val="a"/>
+    <w:link w:val="90"/>
     <w:uiPriority w:val="9"/>
     <w:semiHidden/>
     <w:unhideWhenUsed/>
     <w:qFormat/>
-    <w:rsid w:val="007b3b8c"/>
+    <w:rsid w:val="007B3B8C"/>
     <w:pPr>
-      <w:keepNext w:val="true"/>
+      <w:keepNext/>
       <w:keepLines/>
-      <w:spacing w:before="0" w:after="0"/>
+      <w:spacing w:after="0"/>
       <w:outlineLvl w:val="8"/>
     </w:pPr>
     <w:rPr>
-      <w:rFonts w:ascii="Aptos" w:hAnsi="Aptos" w:eastAsia="" w:cs="" w:asciiTheme="minorHAnsi" w:cstheme="majorBidi" w:eastAsiaTheme="majorEastAsia" w:hAnsiTheme="minorHAnsi"/>
-      <w:color w:themeColor="text1" w:themeTint="d8" w:val="272727"/>
+      <w:rFonts w:asciiTheme="minorHAnsi" w:eastAsiaTheme="majorEastAsia" w:hAnsiTheme="minorHAnsi" w:cstheme="majorBidi"/>
+      <w:color w:val="272727" w:themeColor="text1" w:themeTint="D8"/>
     </w:rPr>
   </w:style>
-  <w:style w:type="character" w:styleId="DefaultParagraphFont" w:default="1">
+  <w:style w:type="character" w:default="1" w:styleId="a0">
     <w:name w:val="Default Paragraph Font"/>
     <w:uiPriority w:val="1"/>
     <w:semiHidden/>
     <w:unhideWhenUsed/>
-    <w:qFormat/>
-    <w:rPr/>
-  </w:style>
-  <w:style w:type="character" w:styleId="1" w:customStyle="1">
+  </w:style>
+  <w:style w:type="table" w:default="1" w:styleId="a1">
+    <w:name w:val="Normal Table"/>
+    <w:uiPriority w:val="99"/>
+    <w:semiHidden/>
+    <w:unhideWhenUsed/>
+    <w:tblPr>
+      <w:tblInd w:w="0" w:type="dxa"/>
+      <w:tblCellMar>
+        <w:top w:w="0" w:type="dxa"/>
+        <w:left w:w="108" w:type="dxa"/>
+        <w:bottom w:w="0" w:type="dxa"/>
+        <w:right w:w="108" w:type="dxa"/>
+      </w:tblCellMar>
+    </w:tblPr>
+  </w:style>
+  <w:style w:type="numbering" w:default="1" w:styleId="a2">
+    <w:name w:val="No List"/>
+    <w:uiPriority w:val="99"/>
+    <w:semiHidden/>
+    <w:unhideWhenUsed/>
+  </w:style>
+  <w:style w:type="character" w:customStyle="1" w:styleId="10">
     <w:name w:val="Заголовок 1 Знак"/>
-    <w:basedOn w:val="DefaultParagraphFont"/>
+    <w:basedOn w:val="a0"/>
+    <w:link w:val="1"/>
     <w:uiPriority w:val="9"/>
     <w:qFormat/>
-    <w:rsid w:val="007b3b8c"/>
+    <w:rsid w:val="007B3B8C"/>
     <w:rPr>
-      <w:rFonts w:ascii="Aptos Display" w:hAnsi="Aptos Display" w:eastAsia="" w:cs="" w:asciiTheme="majorHAnsi" w:cstheme="majorBidi" w:eastAsiaTheme="majorEastAsia" w:hAnsiTheme="majorHAnsi"/>
-      <w:color w:themeColor="accent1" w:themeShade="bf" w:val="2E74B5"/>
+      <w:rFonts w:asciiTheme="majorHAnsi" w:eastAsiaTheme="majorEastAsia" w:hAnsiTheme="majorHAnsi" w:cstheme="majorBidi"/>
+      <w:color w:val="2E74B5" w:themeColor="accent1" w:themeShade="BF"/>
       <w:sz w:val="40"/>
       <w:szCs w:val="40"/>
     </w:rPr>
   </w:style>
-  <w:style w:type="character" w:styleId="2" w:customStyle="1">
+  <w:style w:type="character" w:customStyle="1" w:styleId="20">
     <w:name w:val="Заголовок 2 Знак"/>
-    <w:basedOn w:val="DefaultParagraphFont"/>
+    <w:basedOn w:val="a0"/>
+    <w:link w:val="2"/>
     <w:uiPriority w:val="9"/>
     <w:semiHidden/>
     <w:qFormat/>
-    <w:rsid w:val="007b3b8c"/>
+    <w:rsid w:val="007B3B8C"/>
     <w:rPr>
-      <w:rFonts w:ascii="Aptos Display" w:hAnsi="Aptos Display" w:eastAsia="" w:cs="" w:asciiTheme="majorHAnsi" w:cstheme="majorBidi" w:eastAsiaTheme="majorEastAsia" w:hAnsiTheme="majorHAnsi"/>
-      <w:color w:themeColor="accent1" w:themeShade="bf" w:val="2E74B5"/>
+      <w:rFonts w:asciiTheme="majorHAnsi" w:eastAsiaTheme="majorEastAsia" w:hAnsiTheme="majorHAnsi" w:cstheme="majorBidi"/>
+      <w:color w:val="2E74B5" w:themeColor="accent1" w:themeShade="BF"/>
       <w:sz w:val="32"/>
       <w:szCs w:val="32"/>
     </w:rPr>
   </w:style>
-  <w:style w:type="character" w:styleId="3" w:customStyle="1">
+  <w:style w:type="character" w:customStyle="1" w:styleId="30">
     <w:name w:val="Заголовок 3 Знак"/>
-    <w:basedOn w:val="DefaultParagraphFont"/>
+    <w:basedOn w:val="a0"/>
+    <w:link w:val="3"/>
     <w:uiPriority w:val="9"/>
     <w:semiHidden/>
     <w:qFormat/>
-    <w:rsid w:val="007b3b8c"/>
+    <w:rsid w:val="007B3B8C"/>
     <w:rPr>
-      <w:rFonts w:eastAsia="" w:cs="" w:cstheme="majorBidi" w:eastAsiaTheme="majorEastAsia"/>
-      <w:color w:themeColor="accent1" w:themeShade="bf" w:val="2E74B5"/>
+      <w:rFonts w:eastAsiaTheme="majorEastAsia" w:cstheme="majorBidi"/>
+      <w:color w:val="2E74B5" w:themeColor="accent1" w:themeShade="BF"/>
       <w:sz w:val="28"/>
       <w:szCs w:val="28"/>
     </w:rPr>
   </w:style>
-  <w:style w:type="character" w:styleId="4" w:customStyle="1">
+  <w:style w:type="character" w:customStyle="1" w:styleId="40">
     <w:name w:val="Заголовок 4 Знак"/>
-    <w:basedOn w:val="DefaultParagraphFont"/>
+    <w:basedOn w:val="a0"/>
+    <w:link w:val="4"/>
     <w:uiPriority w:val="9"/>
     <w:semiHidden/>
     <w:qFormat/>
-    <w:rsid w:val="007b3b8c"/>
+    <w:rsid w:val="007B3B8C"/>
     <w:rPr>
-      <w:rFonts w:eastAsia="" w:cs="" w:cstheme="majorBidi" w:eastAsiaTheme="majorEastAsia"/>
+      <w:rFonts w:eastAsiaTheme="majorEastAsia" w:cstheme="majorBidi"/>
       <w:i/>
       <w:iCs/>
-      <w:color w:themeColor="accent1" w:themeShade="bf" w:val="2E74B5"/>
+      <w:color w:val="2E74B5" w:themeColor="accent1" w:themeShade="BF"/>
       <w:sz w:val="28"/>
     </w:rPr>
   </w:style>
-  <w:style w:type="character" w:styleId="5" w:customStyle="1">
+  <w:style w:type="character" w:customStyle="1" w:styleId="50">
     <w:name w:val="Заголовок 5 Знак"/>
-    <w:basedOn w:val="DefaultParagraphFont"/>
+    <w:basedOn w:val="a0"/>
+    <w:link w:val="5"/>
     <w:uiPriority w:val="9"/>
     <w:semiHidden/>
     <w:qFormat/>
-    <w:rsid w:val="007b3b8c"/>
+    <w:rsid w:val="007B3B8C"/>
     <w:rPr>
-      <w:rFonts w:eastAsia="" w:cs="" w:cstheme="majorBidi" w:eastAsiaTheme="majorEastAsia"/>
-      <w:color w:themeColor="accent1" w:themeShade="bf" w:val="2E74B5"/>
+      <w:rFonts w:eastAsiaTheme="majorEastAsia" w:cstheme="majorBidi"/>
+      <w:color w:val="2E74B5" w:themeColor="accent1" w:themeShade="BF"/>
       <w:sz w:val="28"/>
     </w:rPr>
   </w:style>
-  <w:style w:type="character" w:styleId="6" w:customStyle="1">
+  <w:style w:type="character" w:customStyle="1" w:styleId="60">
     <w:name w:val="Заголовок 6 Знак"/>
-    <w:basedOn w:val="DefaultParagraphFont"/>
+    <w:basedOn w:val="a0"/>
+    <w:link w:val="6"/>
     <w:uiPriority w:val="9"/>
     <w:semiHidden/>
     <w:qFormat/>
-    <w:rsid w:val="007b3b8c"/>
+    <w:rsid w:val="007B3B8C"/>
     <w:rPr>
-      <w:rFonts w:eastAsia="" w:cs="" w:cstheme="majorBidi" w:eastAsiaTheme="majorEastAsia"/>
+      <w:rFonts w:eastAsiaTheme="majorEastAsia" w:cstheme="majorBidi"/>
       <w:i/>
       <w:iCs/>
-      <w:color w:themeColor="text1" w:themeTint="a6" w:val="595959"/>
+      <w:color w:val="595959" w:themeColor="text1" w:themeTint="A6"/>
       <w:sz w:val="28"/>
     </w:rPr>
   </w:style>
-  <w:style w:type="character" w:styleId="7" w:customStyle="1">
+  <w:style w:type="character" w:customStyle="1" w:styleId="70">
     <w:name w:val="Заголовок 7 Знак"/>
-    <w:basedOn w:val="DefaultParagraphFont"/>
+    <w:basedOn w:val="a0"/>
+    <w:link w:val="7"/>
     <w:uiPriority w:val="9"/>
     <w:semiHidden/>
     <w:qFormat/>
-    <w:rsid w:val="007b3b8c"/>
+    <w:rsid w:val="007B3B8C"/>
     <w:rPr>
-      <w:rFonts w:eastAsia="" w:cs="" w:cstheme="majorBidi" w:eastAsiaTheme="majorEastAsia"/>
-      <w:color w:themeColor="text1" w:themeTint="a6" w:val="595959"/>
+      <w:rFonts w:eastAsiaTheme="majorEastAsia" w:cstheme="majorBidi"/>
+      <w:color w:val="595959" w:themeColor="text1" w:themeTint="A6"/>
       <w:sz w:val="28"/>
     </w:rPr>
   </w:style>
-  <w:style w:type="character" w:styleId="8" w:customStyle="1">
+  <w:style w:type="character" w:customStyle="1" w:styleId="80">
     <w:name w:val="Заголовок 8 Знак"/>
-    <w:basedOn w:val="DefaultParagraphFont"/>
+    <w:basedOn w:val="a0"/>
+    <w:link w:val="8"/>
     <w:uiPriority w:val="9"/>
     <w:semiHidden/>
     <w:qFormat/>
-    <w:rsid w:val="007b3b8c"/>
+    <w:rsid w:val="007B3B8C"/>
     <w:rPr>
-      <w:rFonts w:eastAsia="" w:cs="" w:cstheme="majorBidi" w:eastAsiaTheme="majorEastAsia"/>
+      <w:rFonts w:eastAsiaTheme="majorEastAsia" w:cstheme="majorBidi"/>
       <w:i/>
       <w:iCs/>
-      <w:color w:themeColor="text1" w:themeTint="d8" w:val="272727"/>
+      <w:color w:val="272727" w:themeColor="text1" w:themeTint="D8"/>
       <w:sz w:val="28"/>
     </w:rPr>
   </w:style>
-  <w:style w:type="character" w:styleId="9" w:customStyle="1">
+  <w:style w:type="character" w:customStyle="1" w:styleId="90">
     <w:name w:val="Заголовок 9 Знак"/>
-    <w:basedOn w:val="DefaultParagraphFont"/>
+    <w:basedOn w:val="a0"/>
+    <w:link w:val="9"/>
     <w:uiPriority w:val="9"/>
     <w:semiHidden/>
     <w:qFormat/>
-    <w:rsid w:val="007b3b8c"/>
+    <w:rsid w:val="007B3B8C"/>
     <w:rPr>
-      <w:rFonts w:eastAsia="" w:cs="" w:cstheme="majorBidi" w:eastAsiaTheme="majorEastAsia"/>
-      <w:color w:themeColor="text1" w:themeTint="d8" w:val="272727"/>
+      <w:rFonts w:eastAsiaTheme="majorEastAsia" w:cstheme="majorBidi"/>
+      <w:color w:val="272727" w:themeColor="text1" w:themeTint="D8"/>
       <w:sz w:val="28"/>
     </w:rPr>
   </w:style>
-  <w:style w:type="character" w:styleId="Style5" w:customStyle="1">
+  <w:style w:type="character" w:customStyle="1" w:styleId="a3">
     <w:name w:val="Заголовок Знак"/>
-    <w:basedOn w:val="DefaultParagraphFont"/>
+    <w:basedOn w:val="a0"/>
+    <w:link w:val="a4"/>
     <w:uiPriority w:val="10"/>
     <w:qFormat/>
-    <w:rsid w:val="007b3b8c"/>
+    <w:rsid w:val="007B3B8C"/>
     <w:rPr>
-      <w:rFonts w:ascii="Aptos Display" w:hAnsi="Aptos Display" w:eastAsia="" w:cs="" w:asciiTheme="majorHAnsi" w:cstheme="majorBidi" w:eastAsiaTheme="majorEastAsia" w:hAnsiTheme="majorHAnsi"/>
+      <w:rFonts w:asciiTheme="majorHAnsi" w:eastAsiaTheme="majorEastAsia" w:hAnsiTheme="majorHAnsi" w:cstheme="majorBidi"/>
       <w:spacing w:val="-10"/>
       <w:kern w:val="2"/>
       <w:sz w:val="56"/>
       <w:szCs w:val="56"/>
     </w:rPr>
   </w:style>
-  <w:style w:type="character" w:styleId="Style6" w:customStyle="1">
+  <w:style w:type="character" w:customStyle="1" w:styleId="a5">
     <w:name w:val="Подзаголовок Знак"/>
-    <w:basedOn w:val="DefaultParagraphFont"/>
+    <w:basedOn w:val="a0"/>
+    <w:link w:val="a6"/>
     <w:uiPriority w:val="11"/>
     <w:qFormat/>
-    <w:rsid w:val="007b3b8c"/>
+    <w:rsid w:val="007B3B8C"/>
     <w:rPr>
-      <w:rFonts w:eastAsia="" w:cs="" w:cstheme="majorBidi" w:eastAsiaTheme="majorEastAsia"/>
-      <w:color w:themeColor="text1" w:themeTint="a6" w:val="595959"/>
+      <w:rFonts w:eastAsiaTheme="majorEastAsia" w:cstheme="majorBidi"/>
+      <w:color w:val="595959" w:themeColor="text1" w:themeTint="A6"/>
       <w:spacing w:val="15"/>
       <w:sz w:val="28"/>
       <w:szCs w:val="28"/>
     </w:rPr>
   </w:style>
-  <w:style w:type="character" w:styleId="21" w:customStyle="1">
+  <w:style w:type="character" w:customStyle="1" w:styleId="21">
     <w:name w:val="Цитата 2 Знак"/>
-    <w:basedOn w:val="DefaultParagraphFont"/>
-    <w:link w:val="Quote"/>
+    <w:basedOn w:val="a0"/>
+    <w:link w:val="22"/>
     <w:uiPriority w:val="29"/>
     <w:qFormat/>
-    <w:rsid w:val="007b3b8c"/>
+    <w:rsid w:val="007B3B8C"/>
     <w:rPr>
       <w:rFonts w:ascii="Times New Roman" w:hAnsi="Times New Roman"/>
       <w:i/>
       <w:iCs/>
-      <w:color w:themeColor="text1" w:themeTint="bf" w:val="404040"/>
+      <w:color w:val="404040" w:themeColor="text1" w:themeTint="BF"/>
       <w:sz w:val="28"/>
     </w:rPr>
   </w:style>
-  <w:style w:type="character" w:styleId="IntenseEmphasis">
+  <w:style w:type="character" w:styleId="a7">
     <w:name w:val="Intense Emphasis"/>
-    <w:basedOn w:val="DefaultParagraphFont"/>
+    <w:basedOn w:val="a0"/>
     <w:uiPriority w:val="21"/>
     <w:qFormat/>
-    <w:rsid w:val="007b3b8c"/>
+    <w:rsid w:val="007B3B8C"/>
     <w:rPr>
       <w:i/>
       <w:iCs/>
-      <w:color w:themeColor="accent1" w:themeShade="bf" w:val="2E74B5"/>
+      <w:color w:val="2E74B5" w:themeColor="accent1" w:themeShade="BF"/>
     </w:rPr>
   </w:style>
-  <w:style w:type="character" w:styleId="Style7" w:customStyle="1">
+  <w:style w:type="character" w:customStyle="1" w:styleId="a8">
     <w:name w:val="Выделенная цитата Знак"/>
-    <w:basedOn w:val="DefaultParagraphFont"/>
-    <w:link w:val="IntenseQuote"/>
+    <w:basedOn w:val="a0"/>
+    <w:link w:val="a9"/>
     <w:uiPriority w:val="30"/>
     <w:qFormat/>
-    <w:rsid w:val="007b3b8c"/>
+    <w:rsid w:val="007B3B8C"/>
     <w:rPr>
       <w:rFonts w:ascii="Times New Roman" w:hAnsi="Times New Roman"/>
       <w:i/>
       <w:iCs/>
-      <w:color w:themeColor="accent1" w:themeShade="bf" w:val="2E74B5"/>
+      <w:color w:val="2E74B5" w:themeColor="accent1" w:themeShade="BF"/>
       <w:sz w:val="28"/>
     </w:rPr>
   </w:style>
-  <w:style w:type="character" w:styleId="IntenseReference">
+  <w:style w:type="character" w:styleId="aa">
     <w:name w:val="Intense Reference"/>
-    <w:basedOn w:val="DefaultParagraphFont"/>
+    <w:basedOn w:val="a0"/>
     <w:uiPriority w:val="32"/>
     <w:qFormat/>
-    <w:rsid w:val="007b3b8c"/>
+    <w:rsid w:val="007B3B8C"/>
     <w:rPr>
       <w:b/>
       <w:bCs/>
       <w:smallCaps/>
-      <w:color w:themeColor="accent1" w:themeShade="bf" w:val="2E74B5"/>
+      <w:color w:val="2E74B5" w:themeColor="accent1" w:themeShade="BF"/>
       <w:spacing w:val="5"/>
     </w:rPr>
   </w:style>
-  <w:style w:type="paragraph" w:styleId="Style8">
-    <w:name w:val="Заголовок"/>
-    <w:basedOn w:val="Normal"/>
-    <w:next w:val="BodyText"/>
+  <w:style w:type="paragraph" w:styleId="a4">
+    <w:name w:val="Title"/>
+    <w:basedOn w:val="a"/>
+    <w:next w:val="ab"/>
+    <w:link w:val="a3"/>
+    <w:uiPriority w:val="10"/>
     <w:qFormat/>
+    <w:rsid w:val="007B3B8C"/>
     <w:pPr>
-      <w:keepNext w:val="true"/>
-      <w:spacing w:before="240" w:after="120"/>
+      <w:spacing w:after="80"/>
+      <w:contextualSpacing/>
     </w:pPr>
     <w:rPr>
-      <w:rFonts w:ascii="Liberation Sans" w:hAnsi="Liberation Sans" w:eastAsia="Microsoft YaHei" w:cs="Arial"/>
-      <w:sz w:val="28"/>
-      <w:szCs w:val="28"/>
+      <w:rFonts w:asciiTheme="majorHAnsi" w:eastAsiaTheme="majorEastAsia" w:hAnsiTheme="majorHAnsi" w:cstheme="majorBidi"/>
+      <w:spacing w:val="-10"/>
+      <w:kern w:val="2"/>
+      <w:sz w:val="56"/>
+      <w:szCs w:val="56"/>
     </w:rPr>
   </w:style>
-  <w:style w:type="paragraph" w:styleId="BodyText">
+  <w:style w:type="paragraph" w:styleId="ab">
     <w:name w:val="Body Text"/>
-    <w:basedOn w:val="Normal"/>
+    <w:basedOn w:val="a"/>
     <w:pPr>
-      <w:spacing w:lineRule="auto" w:line="276" w:before="0" w:after="140"/>
+      <w:spacing w:after="140" w:line="276" w:lineRule="auto"/>
     </w:pPr>
-    <w:rPr/>
-  </w:style>
-  <w:style w:type="paragraph" w:styleId="List">
+  </w:style>
+  <w:style w:type="paragraph" w:styleId="ac">
     <w:name w:val="List"/>
-    <w:basedOn w:val="BodyText"/>
-    <w:pPr/>
+    <w:basedOn w:val="ab"/>
     <w:rPr>
       <w:rFonts w:cs="Arial"/>
     </w:rPr>
   </w:style>
-  <w:style w:type="paragraph" w:styleId="Caption">
-    <w:name w:val="Caption"/>
-    <w:basedOn w:val="Normal"/>
+  <w:style w:type="paragraph" w:styleId="ad">
+    <w:name w:val="caption"/>
+    <w:basedOn w:val="a"/>
     <w:qFormat/>
     <w:pPr>
       <w:suppressLineNumbers/>
@@ -3422,9 +3128,9 @@
       <w:szCs w:val="24"/>
     </w:rPr>
   </w:style>
-  <w:style w:type="paragraph" w:styleId="Style9">
-    <w:name w:val="Указатель"/>
-    <w:basedOn w:val="Normal"/>
+  <w:style w:type="paragraph" w:styleId="ae">
+    <w:name w:val="index heading"/>
+    <w:basedOn w:val="a"/>
     <w:qFormat/>
     <w:pPr>
       <w:suppressLineNumbers/>
@@ -3433,85 +3139,62 @@
       <w:rFonts w:cs="Arial"/>
     </w:rPr>
   </w:style>
-  <w:style w:type="paragraph" w:styleId="Title">
-    <w:name w:val="Title"/>
-    <w:basedOn w:val="Normal"/>
-    <w:next w:val="Normal"/>
-    <w:link w:val="Style5"/>
-    <w:uiPriority w:val="10"/>
-    <w:qFormat/>
-    <w:rsid w:val="007b3b8c"/>
-    <w:pPr>
-      <w:spacing w:before="0" w:after="80"/>
-      <w:contextualSpacing/>
-    </w:pPr>
-    <w:rPr>
-      <w:rFonts w:ascii="Aptos Display" w:hAnsi="Aptos Display" w:eastAsia="" w:cs="" w:asciiTheme="majorHAnsi" w:cstheme="majorBidi" w:eastAsiaTheme="majorEastAsia" w:hAnsiTheme="majorHAnsi"/>
-      <w:spacing w:val="-10"/>
-      <w:kern w:val="2"/>
-      <w:sz w:val="56"/>
-      <w:szCs w:val="56"/>
-    </w:rPr>
-  </w:style>
-  <w:style w:type="paragraph" w:styleId="Subtitle">
+  <w:style w:type="paragraph" w:styleId="a6">
     <w:name w:val="Subtitle"/>
-    <w:basedOn w:val="Normal"/>
-    <w:next w:val="Normal"/>
-    <w:link w:val="Style6"/>
+    <w:basedOn w:val="a"/>
+    <w:next w:val="a"/>
+    <w:link w:val="a5"/>
     <w:uiPriority w:val="11"/>
     <w:qFormat/>
-    <w:rsid w:val="007b3b8c"/>
-    <w:pPr/>
+    <w:rsid w:val="007B3B8C"/>
     <w:rPr>
-      <w:rFonts w:ascii="Aptos" w:hAnsi="Aptos" w:eastAsia="" w:cs="" w:asciiTheme="minorHAnsi" w:cstheme="majorBidi" w:eastAsiaTheme="majorEastAsia" w:hAnsiTheme="minorHAnsi"/>
-      <w:color w:themeColor="text1" w:themeTint="a6" w:val="595959"/>
+      <w:rFonts w:asciiTheme="minorHAnsi" w:eastAsiaTheme="majorEastAsia" w:hAnsiTheme="minorHAnsi" w:cstheme="majorBidi"/>
+      <w:color w:val="595959" w:themeColor="text1" w:themeTint="A6"/>
       <w:spacing w:val="15"/>
       <w:szCs w:val="28"/>
     </w:rPr>
   </w:style>
-  <w:style w:type="paragraph" w:styleId="Quote">
+  <w:style w:type="paragraph" w:styleId="22">
     <w:name w:val="Quote"/>
-    <w:basedOn w:val="Normal"/>
-    <w:next w:val="Normal"/>
+    <w:basedOn w:val="a"/>
+    <w:next w:val="a"/>
     <w:link w:val="21"/>
     <w:uiPriority w:val="29"/>
     <w:qFormat/>
-    <w:rsid w:val="007b3b8c"/>
+    <w:rsid w:val="007B3B8C"/>
     <w:pPr>
-      <w:spacing w:before="160" w:after="160"/>
+      <w:spacing w:before="160"/>
       <w:jc w:val="center"/>
     </w:pPr>
     <w:rPr>
       <w:i/>
       <w:iCs/>
-      <w:color w:themeColor="text1" w:themeTint="bf" w:val="404040"/>
+      <w:color w:val="404040" w:themeColor="text1" w:themeTint="BF"/>
     </w:rPr>
   </w:style>
-  <w:style w:type="paragraph" w:styleId="ListParagraph">
+  <w:style w:type="paragraph" w:styleId="af">
     <w:name w:val="List Paragraph"/>
-    <w:basedOn w:val="Normal"/>
+    <w:basedOn w:val="a"/>
     <w:uiPriority w:val="34"/>
     <w:qFormat/>
-    <w:rsid w:val="007b3b8c"/>
+    <w:rsid w:val="007B3B8C"/>
     <w:pPr>
-      <w:spacing w:before="0" w:after="160"/>
       <w:ind w:left="720"/>
       <w:contextualSpacing/>
     </w:pPr>
-    <w:rPr/>
-  </w:style>
-  <w:style w:type="paragraph" w:styleId="IntenseQuote">
+  </w:style>
+  <w:style w:type="paragraph" w:styleId="a9">
     <w:name w:val="Intense Quote"/>
-    <w:basedOn w:val="Normal"/>
-    <w:next w:val="Normal"/>
-    <w:link w:val="Style7"/>
+    <w:basedOn w:val="a"/>
+    <w:next w:val="a"/>
+    <w:link w:val="a8"/>
     <w:uiPriority w:val="30"/>
     <w:qFormat/>
-    <w:rsid w:val="007b3b8c"/>
+    <w:rsid w:val="007B3B8C"/>
     <w:pPr>
       <w:pBdr>
-        <w:top w:val="single" w:sz="4" w:space="10" w:color="2E74B5" w:themeColor="accent1" w:themeShade="bf"/>
-        <w:bottom w:val="single" w:sz="4" w:space="10" w:color="2E74B5" w:themeColor="accent1" w:themeShade="bf"/>
+        <w:top w:val="single" w:sz="4" w:space="10" w:color="2E74B5" w:themeColor="accent1" w:themeShade="BF"/>
+        <w:bottom w:val="single" w:sz="4" w:space="10" w:color="2E74B5" w:themeColor="accent1" w:themeShade="BF"/>
       </w:pBdr>
       <w:spacing w:before="360" w:after="360"/>
       <w:ind w:left="864" w:right="864"/>
@@ -3520,46 +3203,29 @@
     <w:rPr>
       <w:i/>
       <w:iCs/>
-      <w:color w:themeColor="accent1" w:themeShade="bf" w:val="2E74B5"/>
+      <w:color w:val="2E74B5" w:themeColor="accent1" w:themeShade="BF"/>
     </w:rPr>
   </w:style>
-  <w:style w:type="numbering" w:styleId="Style10" w:default="1">
+  <w:style w:type="numbering" w:customStyle="1" w:styleId="af0">
     <w:name w:val="Без списка"/>
     <w:uiPriority w:val="99"/>
     <w:semiHidden/>
     <w:unhideWhenUsed/>
     <w:qFormat/>
   </w:style>
-  <w:style w:type="table" w:default="1" w:styleId="a1">
-    <w:name w:val="Normal Table"/>
-    <w:uiPriority w:val="99"/>
-    <w:semiHidden/>
-    <w:unhideWhenUsed/>
-    <w:tblPr>
-      <w:tblCellMar>
-        <w:top w:w="0" w:type="dxa"/>
-        <w:left w:w="108" w:type="dxa"/>
-        <w:bottom w:w="0" w:type="dxa"/>
-        <w:right w:w="108" w:type="dxa"/>
-      </w:tblCellMar>
-    </w:tblPr>
-  </w:style>
-  <w:style w:type="table" w:styleId="ac">
+  <w:style w:type="table" w:styleId="af1">
     <w:name w:val="Table Grid"/>
     <w:basedOn w:val="a1"/>
     <w:uiPriority w:val="39"/>
-    <w:rsid w:val="00d91475"/>
-    <w:pPr>
-      <w:spacing w:after="0" w:line="240" w:lineRule="auto"/>
-    </w:pPr>
+    <w:rsid w:val="00D91475"/>
     <w:tblPr>
       <w:tblBorders>
-        <w:top w:val="single" w:color="auto" w:sz="4" w:space="0"/>
-        <w:left w:val="single" w:color="auto" w:sz="4" w:space="0"/>
-        <w:bottom w:val="single" w:color="auto" w:sz="4" w:space="0"/>
-        <w:right w:val="single" w:color="auto" w:sz="4" w:space="0"/>
-        <w:insideH w:val="single" w:color="auto" w:sz="4" w:space="0"/>
-        <w:insideV w:val="single" w:color="auto" w:sz="4" w:space="0"/>
+        <w:top w:val="single" w:sz="4" w:space="0" w:color="auto"/>
+        <w:left w:val="single" w:sz="4" w:space="0" w:color="auto"/>
+        <w:bottom w:val="single" w:sz="4" w:space="0" w:color="auto"/>
+        <w:right w:val="single" w:sz="4" w:space="0" w:color="auto"/>
+        <w:insideH w:val="single" w:sz="4" w:space="0" w:color="auto"/>
+        <w:insideV w:val="single" w:sz="4" w:space="0" w:color="auto"/>
       </w:tblBorders>
     </w:tblPr>
   </w:style>
@@ -3567,54 +3233,54 @@
 </file>
 
 <file path=word/theme/theme1.xml><?xml version="1.0" encoding="utf-8"?>
-<a:theme xmlns:a="http://schemas.openxmlformats.org/drawingml/2006/main" xmlns:r="http://schemas.openxmlformats.org/officeDocument/2006/relationships" name="Тема Office">
+<a:theme xmlns:a="http://schemas.openxmlformats.org/drawingml/2006/main" name="Тема Office">
   <a:themeElements>
     <a:clrScheme name="Стандартная">
       <a:dk1>
         <a:srgbClr val="000000"/>
       </a:dk1>
       <a:lt1>
-        <a:srgbClr val="ffffff"/>
+        <a:srgbClr val="FFFFFF"/>
       </a:lt1>
       <a:dk2>
-        <a:srgbClr val="44546a"/>
+        <a:srgbClr val="44546A"/>
       </a:dk2>
       <a:lt2>
-        <a:srgbClr val="e7e6e6"/>
+        <a:srgbClr val="E7E6E6"/>
       </a:lt2>
       <a:accent1>
-        <a:srgbClr val="5b9bd5"/>
+        <a:srgbClr val="5B9BD5"/>
       </a:accent1>
       <a:accent2>
-        <a:srgbClr val="ed7d31"/>
+        <a:srgbClr val="ED7D31"/>
       </a:accent2>
       <a:accent3>
-        <a:srgbClr val="a5a5a5"/>
+        <a:srgbClr val="A5A5A5"/>
       </a:accent3>
       <a:accent4>
-        <a:srgbClr val="ffc000"/>
+        <a:srgbClr val="FFC000"/>
       </a:accent4>
       <a:accent5>
-        <a:srgbClr val="4472c4"/>
+        <a:srgbClr val="4472C4"/>
       </a:accent5>
       <a:accent6>
-        <a:srgbClr val="70ad47"/>
+        <a:srgbClr val="70AD47"/>
       </a:accent6>
       <a:hlink>
-        <a:srgbClr val="0563c1"/>
+        <a:srgbClr val="0563C1"/>
       </a:hlink>
       <a:folHlink>
-        <a:srgbClr val="954f72"/>
+        <a:srgbClr val="954F72"/>
       </a:folHlink>
     </a:clrScheme>
     <a:fontScheme name="Стандартная">
       <a:majorFont>
-        <a:latin typeface="Aptos Display" panose="02110004020202020204" pitchFamily="0" charset="1"/>
+        <a:latin typeface="Aptos Display" panose="02110004020202020204"/>
         <a:ea typeface=""/>
         <a:cs typeface=""/>
       </a:majorFont>
       <a:minorFont>
-        <a:latin typeface="Aptos" panose="02110004020202020204" pitchFamily="0" charset="1"/>
+        <a:latin typeface="Aptos" panose="02110004020202020204"/>
         <a:ea typeface=""/>
         <a:cs typeface=""/>
       </a:minorFont>
@@ -3646,7 +3312,7 @@
             </a:gs>
           </a:gsLst>
           <a:lin ang="5400000" scaled="0"/>
-          <a:tileRect l="0" t="0" r="0" b="0"/>
+          <a:tileRect/>
         </a:gradFill>
         <a:gradFill>
           <a:gsLst>
@@ -3670,7 +3336,7 @@
             </a:gs>
           </a:gsLst>
           <a:lin ang="5400000" scaled="0"/>
-          <a:tileRect l="0" t="0" r="0" b="0"/>
+          <a:tileRect/>
         </a:gradFill>
       </a:fillStyleLst>
       <a:lnStyleLst>
@@ -3730,10 +3396,12 @@
             </a:gs>
           </a:gsLst>
           <a:lin ang="5400000" scaled="0"/>
-          <a:tileRect l="0" t="0" r="0" b="0"/>
+          <a:tileRect/>
         </a:gradFill>
       </a:bgFillStyleLst>
     </a:fmtScheme>
   </a:themeElements>
+  <a:objectDefaults/>
+  <a:extraClrSchemeLst/>
 </a:theme>
 </file>